--- a/Coding 2 - year/Unit 5 - Sorting Searching & Recursion/Daily Lesson Plans/Word/Day 28.docx
+++ b/Coding 2 - year/Unit 5 - Sorting Searching & Recursion/Daily Lesson Plans/Word/Day 28.docx
@@ -50,12 +50,15 @@
               </w:rPr>
               <w:t xml:space="preserve">Coding II — Full Year</w:t>
             </w:r>
-          </w:p>
-          <w:p>
-            <w:pPr>
-              <w:spacing w:before="40"/>
-              <w:jc w:val="center"/>
-            </w:pPr>
+            <w:r>
+              <w:rPr>
+                <w:rFonts w:ascii="Arial" w:cs="Arial" w:eastAsia="Arial" w:hAnsi="Arial"/>
+                <w:sz w:val="16"/>
+                <w:szCs w:val="16"/>
+              </w:rPr>
+              <w:br/>
+              <w:t xml:space="preserve"/>
+            </w:r>
             <w:r>
               <w:rPr>
                 <w:rFonts w:ascii="Arial" w:cs="Arial" w:eastAsia="Arial" w:hAnsi="Arial"/>
@@ -83,7 +86,7 @@
           <w:rFonts w:ascii="Arial" w:cs="Arial" w:eastAsia="Arial" w:hAnsi="Arial"/>
           <w:b/>
           <w:bCs/>
-          <w:color w:val="0D3B1F"/>
+          <w:color w:val="1B7A4A"/>
           <w:sz w:val="32"/>
           <w:szCs w:val="32"/>
         </w:rPr>
@@ -261,9 +264,9 @@
               <w:right w:val="single" w:color="CCCCCC" w:sz="1"/>
             </w:tcBorders>
             <w:tcMar>
-              <w:top w:type="dxa" w:w="60"/>
+              <w:top w:type="dxa" w:w="80"/>
               <w:left w:type="dxa" w:w="120"/>
-              <w:bottom w:type="dxa" w:w="60"/>
+              <w:bottom w:type="dxa" w:w="80"/>
               <w:right w:type="dxa" w:w="120"/>
             </w:tcMar>
           </w:tcPr>
@@ -290,20 +293,147 @@
               <w:right w:val="single" w:color="CCCCCC" w:sz="1"/>
             </w:tcBorders>
             <w:tcMar>
-              <w:top w:type="dxa" w:w="60"/>
+              <w:top w:type="dxa" w:w="80"/>
               <w:left w:type="dxa" w:w="120"/>
-              <w:bottom w:type="dxa" w:w="60"/>
+              <w:bottom w:type="dxa" w:w="80"/>
               <w:right w:type="dxa" w:w="120"/>
             </w:tcMar>
           </w:tcPr>
           <w:p>
+            <w:pPr>
+              <w:spacing w:after="80" w:before="80"/>
+            </w:pPr>
+            <w:r>
+              <w:rPr>
+                <w:rFonts w:ascii="Arial" w:cs="Arial" w:eastAsia="Arial" w:hAnsi="Arial"/>
+                <w:b/>
+                <w:bCs/>
+                <w:i w:val="false"/>
+                <w:iCs w:val="false"/>
+                <w:color w:val="000000"/>
+                <w:sz w:val="22"/>
+                <w:szCs w:val="22"/>
+              </w:rPr>
+              <w:t xml:space="preserve">Bell Ringer / Review</w:t>
+            </w:r>
             <w:r>
               <w:rPr>
                 <w:rFonts w:ascii="Arial" w:cs="Arial" w:eastAsia="Arial" w:hAnsi="Arial"/>
                 <w:sz w:val="20"/>
                 <w:szCs w:val="20"/>
               </w:rPr>
-              <w:t xml:space="preserve">Bell Ringer / Review</w:t>
+              <w:br/>
+              <w:t xml:space="preserve"/>
+            </w:r>
+            <w:r>
+              <w:rPr>
+                <w:rFonts w:ascii="Arial" w:cs="Arial" w:eastAsia="Arial" w:hAnsi="Arial"/>
+                <w:sz w:val="20"/>
+                <w:szCs w:val="20"/>
+              </w:rPr>
+              <w:br/>
+              <w:t xml:space="preserve"/>
+            </w:r>
+            <w:r>
+              <w:rPr>
+                <w:rFonts w:ascii="Arial" w:cs="Arial" w:eastAsia="Arial" w:hAnsi="Arial"/>
+                <w:b/>
+                <w:bCs/>
+                <w:i w:val="false"/>
+                <w:iCs w:val="false"/>
+                <w:color w:val="000000"/>
+                <w:sz w:val="20"/>
+                <w:szCs w:val="20"/>
+              </w:rPr>
+              <w:t xml:space="preserve">Quick Write </w:t>
+            </w:r>
+            <w:r>
+              <w:rPr>
+                <w:rFonts w:ascii="Arial" w:cs="Arial" w:eastAsia="Arial" w:hAnsi="Arial"/>
+                <w:b w:val="false"/>
+                <w:bCs w:val="false"/>
+                <w:i w:val="false"/>
+                <w:iCs w:val="false"/>
+                <w:color w:val="000000"/>
+                <w:sz w:val="20"/>
+                <w:szCs w:val="20"/>
+              </w:rPr>
+              <w:t xml:space="preserve">(3 min — written or verbal):</w:t>
+            </w:r>
+            <w:r>
+              <w:rPr>
+                <w:rFonts w:ascii="Arial" w:cs="Arial" w:eastAsia="Arial" w:hAnsi="Arial"/>
+                <w:sz w:val="20"/>
+                <w:szCs w:val="20"/>
+              </w:rPr>
+              <w:br/>
+              <w:t xml:space="preserve"/>
+            </w:r>
+            <w:r>
+              <w:rPr>
+                <w:rFonts w:ascii="Arial" w:cs="Arial" w:eastAsia="Arial" w:hAnsi="Arial"/>
+                <w:b w:val="false"/>
+                <w:bCs w:val="false"/>
+                <w:i w:val="false"/>
+                <w:iCs w:val="false"/>
+                <w:color w:val="000000"/>
+                <w:sz w:val="20"/>
+                <w:szCs w:val="20"/>
+              </w:rPr>
+              <w:t xml:space="preserve">    In your own words: Demonstrate mastery of sorting and searching algorithms and recursive problem-solving?</w:t>
+            </w:r>
+            <w:r>
+              <w:rPr>
+                <w:rFonts w:ascii="Arial" w:cs="Arial" w:eastAsia="Arial" w:hAnsi="Arial"/>
+                <w:sz w:val="20"/>
+                <w:szCs w:val="20"/>
+              </w:rPr>
+              <w:br/>
+              <w:t xml:space="preserve"/>
+            </w:r>
+            <w:r>
+              <w:rPr>
+                <w:rFonts w:ascii="Arial" w:cs="Arial" w:eastAsia="Arial" w:hAnsi="Arial"/>
+                <w:sz w:val="20"/>
+                <w:szCs w:val="20"/>
+              </w:rPr>
+              <w:br/>
+              <w:t xml:space="preserve"/>
+            </w:r>
+            <w:r>
+              <w:rPr>
+                <w:rFonts w:ascii="Arial" w:cs="Arial" w:eastAsia="Arial" w:hAnsi="Arial"/>
+                <w:b w:val="false"/>
+                <w:bCs w:val="false"/>
+                <w:i/>
+                <w:iCs/>
+                <w:color w:val="444444"/>
+                <w:sz w:val="20"/>
+                <w:szCs w:val="20"/>
+              </w:rPr>
+              <w:t xml:space="preserve">Today's Goal: By the end of class you will be able to demonstrate mastery of sorting and searching algorithms and recursive problem-solving.</w:t>
+            </w:r>
+            <w:r>
+              <w:rPr>
+                <w:rFonts w:ascii="Arial" w:cs="Arial" w:eastAsia="Arial" w:hAnsi="Arial"/>
+                <w:sz w:val="20"/>
+                <w:szCs w:val="20"/>
+              </w:rPr>
+              <w:br/>
+              <w:t xml:space="preserve"/>
+            </w:r>
+            <w:r>
+              <w:rPr>
+                <w:rFonts w:ascii="Arial" w:cs="Arial" w:eastAsia="Arial" w:hAnsi="Arial"/>
+                <w:b w:val="false"/>
+                <w:bCs w:val="false"/>
+                <w:i/>
+                <w:iCs/>
+                <w:color w:val="555555"/>
+                <w:sz w:val="20"/>
+                <w:szCs w:val="20"/>
+              </w:rPr>
+              <w:t xml:space="preserve">→ Pair-share your response, then 2–3 students share with the class.</w:t>
             </w:r>
           </w:p>
         </w:tc>
@@ -319,9 +449,9 @@
               <w:right w:val="single" w:color="CCCCCC" w:sz="1"/>
             </w:tcBorders>
             <w:tcMar>
-              <w:top w:type="dxa" w:w="60"/>
+              <w:top w:type="dxa" w:w="80"/>
               <w:left w:type="dxa" w:w="120"/>
-              <w:bottom w:type="dxa" w:w="60"/>
+              <w:bottom w:type="dxa" w:w="80"/>
               <w:right w:type="dxa" w:w="120"/>
             </w:tcMar>
           </w:tcPr>
@@ -348,20 +478,164 @@
               <w:right w:val="single" w:color="CCCCCC" w:sz="1"/>
             </w:tcBorders>
             <w:tcMar>
-              <w:top w:type="dxa" w:w="60"/>
+              <w:top w:type="dxa" w:w="80"/>
               <w:left w:type="dxa" w:w="120"/>
-              <w:bottom w:type="dxa" w:w="60"/>
+              <w:bottom w:type="dxa" w:w="80"/>
               <w:right w:type="dxa" w:w="120"/>
             </w:tcMar>
           </w:tcPr>
           <w:p>
+            <w:pPr>
+              <w:spacing w:after="80" w:before="80"/>
+            </w:pPr>
+            <w:r>
+              <w:rPr>
+                <w:rFonts w:ascii="Arial" w:cs="Arial" w:eastAsia="Arial" w:hAnsi="Arial"/>
+                <w:b/>
+                <w:bCs/>
+                <w:i w:val="false"/>
+                <w:iCs w:val="false"/>
+                <w:color w:val="000000"/>
+                <w:sz w:val="22"/>
+                <w:szCs w:val="22"/>
+              </w:rPr>
+              <w:t xml:space="preserve">Mini Lesson: </w:t>
+            </w:r>
+            <w:r>
+              <w:rPr>
+                <w:rFonts w:ascii="Arial" w:cs="Arial" w:eastAsia="Arial" w:hAnsi="Arial"/>
+                <w:b w:val="false"/>
+                <w:bCs w:val="false"/>
+                <w:i w:val="false"/>
+                <w:iCs w:val="false"/>
+                <w:color w:val="000000"/>
+                <w:sz w:val="22"/>
+                <w:szCs w:val="22"/>
+              </w:rPr>
+              <w:t xml:space="preserve">Unit 5 Assessment — Sorting, Searching &amp; Recursion</w:t>
+            </w:r>
             <w:r>
               <w:rPr>
                 <w:rFonts w:ascii="Arial" w:cs="Arial" w:eastAsia="Arial" w:hAnsi="Arial"/>
                 <w:sz w:val="20"/>
                 <w:szCs w:val="20"/>
               </w:rPr>
-              <w:t xml:space="preserve">Mini Lesson: Unit 5 Assessment — Sorting, Searching &amp; Recursion</w:t>
+              <w:br/>
+              <w:t xml:space="preserve"/>
+            </w:r>
+            <w:r>
+              <w:rPr>
+                <w:rFonts w:ascii="Arial" w:cs="Arial" w:eastAsia="Arial" w:hAnsi="Arial"/>
+                <w:sz w:val="20"/>
+                <w:szCs w:val="20"/>
+              </w:rPr>
+              <w:br/>
+              <w:t xml:space="preserve"/>
+            </w:r>
+            <w:r>
+              <w:rPr>
+                <w:rFonts w:ascii="Arial" w:cs="Arial" w:eastAsia="Arial" w:hAnsi="Arial"/>
+                <w:b/>
+                <w:bCs/>
+                <w:i/>
+                <w:iCs/>
+                <w:color w:val="000000"/>
+                <w:sz w:val="20"/>
+                <w:szCs w:val="20"/>
+              </w:rPr>
+              <w:t xml:space="preserve">Learning Target: </w:t>
+            </w:r>
+            <w:r>
+              <w:rPr>
+                <w:rFonts w:ascii="Arial" w:cs="Arial" w:eastAsia="Arial" w:hAnsi="Arial"/>
+                <w:b w:val="false"/>
+                <w:bCs w:val="false"/>
+                <w:i/>
+                <w:iCs/>
+                <w:color w:val="333333"/>
+                <w:sz w:val="20"/>
+                <w:szCs w:val="20"/>
+              </w:rPr>
+              <w:t xml:space="preserve">I can demonstrate mastery of sorting and searching algorithms and recursive problem-solving.</w:t>
+            </w:r>
+            <w:r>
+              <w:rPr>
+                <w:rFonts w:ascii="Arial" w:cs="Arial" w:eastAsia="Arial" w:hAnsi="Arial"/>
+                <w:sz w:val="20"/>
+                <w:szCs w:val="20"/>
+              </w:rPr>
+              <w:br/>
+              <w:t xml:space="preserve"/>
+            </w:r>
+            <w:r>
+              <w:rPr>
+                <w:rFonts w:ascii="Arial" w:cs="Arial" w:eastAsia="Arial" w:hAnsi="Arial"/>
+                <w:sz w:val="20"/>
+                <w:szCs w:val="20"/>
+              </w:rPr>
+              <w:br/>
+              <w:t xml:space="preserve"/>
+            </w:r>
+            <w:r>
+              <w:rPr>
+                <w:rFonts w:ascii="Arial" w:cs="Arial" w:eastAsia="Arial" w:hAnsi="Arial"/>
+                <w:b/>
+                <w:bCs/>
+                <w:i/>
+                <w:iCs/>
+                <w:color w:val="555555"/>
+                <w:sz w:val="20"/>
+                <w:szCs w:val="20"/>
+              </w:rPr>
+              <w:t xml:space="preserve">→ Live Demo — </w:t>
+            </w:r>
+            <w:r>
+              <w:rPr>
+                <w:rFonts w:ascii="Arial" w:cs="Arial" w:eastAsia="Arial" w:hAnsi="Arial"/>
+                <w:b w:val="false"/>
+                <w:bCs w:val="false"/>
+                <w:i/>
+                <w:iCs/>
+                <w:color w:val="555555"/>
+                <w:sz w:val="20"/>
+                <w:szCs w:val="20"/>
+              </w:rPr>
+              <w:t xml:space="preserve">type examples as students follow along in their own editor.</w:t>
+            </w:r>
+            <w:r>
+              <w:rPr>
+                <w:rFonts w:ascii="Arial" w:cs="Arial" w:eastAsia="Arial" w:hAnsi="Arial"/>
+                <w:sz w:val="20"/>
+                <w:szCs w:val="20"/>
+              </w:rPr>
+              <w:br/>
+              <w:t xml:space="preserve"/>
+            </w:r>
+            <w:r>
+              <w:rPr>
+                <w:rFonts w:ascii="Arial" w:cs="Arial" w:eastAsia="Arial" w:hAnsi="Arial"/>
+                <w:b/>
+                <w:bCs/>
+                <w:i/>
+                <w:iCs/>
+                <w:color w:val="555555"/>
+                <w:sz w:val="20"/>
+                <w:szCs w:val="20"/>
+              </w:rPr>
+              <w:t xml:space="preserve">→ Check for Understanding: </w:t>
+            </w:r>
+            <w:r>
+              <w:rPr>
+                <w:rFonts w:ascii="Arial" w:cs="Arial" w:eastAsia="Arial" w:hAnsi="Arial"/>
+                <w:b w:val="false"/>
+                <w:bCs w:val="false"/>
+                <w:i/>
+                <w:iCs/>
+                <w:color w:val="555555"/>
+                <w:sz w:val="20"/>
+                <w:szCs w:val="20"/>
+              </w:rPr>
+              <w:t xml:space="preserve">pause and cold-call: “Can someone explain what we just did in their own words?”</w:t>
             </w:r>
           </w:p>
         </w:tc>
@@ -377,9 +651,9 @@
               <w:right w:val="single" w:color="CCCCCC" w:sz="1"/>
             </w:tcBorders>
             <w:tcMar>
-              <w:top w:type="dxa" w:w="60"/>
+              <w:top w:type="dxa" w:w="80"/>
               <w:left w:type="dxa" w:w="120"/>
-              <w:bottom w:type="dxa" w:w="60"/>
+              <w:bottom w:type="dxa" w:w="80"/>
               <w:right w:type="dxa" w:w="120"/>
             </w:tcMar>
           </w:tcPr>
@@ -392,7 +666,7 @@
                 <w:sz w:val="20"/>
                 <w:szCs w:val="20"/>
               </w:rPr>
-              <w:t xml:space="preserve">15-20 min</w:t>
+              <w:t xml:space="preserve">15–20 min</w:t>
             </w:r>
           </w:p>
         </w:tc>
@@ -406,20 +680,81 @@
               <w:right w:val="single" w:color="CCCCCC" w:sz="1"/>
             </w:tcBorders>
             <w:tcMar>
-              <w:top w:type="dxa" w:w="60"/>
+              <w:top w:type="dxa" w:w="80"/>
               <w:left w:type="dxa" w:w="120"/>
-              <w:bottom w:type="dxa" w:w="60"/>
+              <w:bottom w:type="dxa" w:w="80"/>
               <w:right w:type="dxa" w:w="120"/>
             </w:tcMar>
           </w:tcPr>
           <w:p>
+            <w:pPr>
+              <w:spacing w:after="80" w:before="80"/>
+            </w:pPr>
+            <w:r>
+              <w:rPr>
+                <w:rFonts w:ascii="Arial" w:cs="Arial" w:eastAsia="Arial" w:hAnsi="Arial"/>
+                <w:b/>
+                <w:bCs/>
+                <w:i w:val="false"/>
+                <w:iCs w:val="false"/>
+                <w:color w:val="000000"/>
+                <w:sz w:val="22"/>
+                <w:szCs w:val="22"/>
+              </w:rPr>
+              <w:t xml:space="preserve">Independent Practice / Code Along</w:t>
+            </w:r>
             <w:r>
               <w:rPr>
                 <w:rFonts w:ascii="Arial" w:cs="Arial" w:eastAsia="Arial" w:hAnsi="Arial"/>
                 <w:sz w:val="20"/>
                 <w:szCs w:val="20"/>
               </w:rPr>
-              <w:t xml:space="preserve">Independent Practice / Code Along</w:t>
+              <w:br/>
+              <w:t xml:space="preserve"/>
+            </w:r>
+            <w:r>
+              <w:rPr>
+                <w:rFonts w:ascii="Arial" w:cs="Arial" w:eastAsia="Arial" w:hAnsi="Arial"/>
+                <w:b w:val="false"/>
+                <w:bCs w:val="false"/>
+                <w:i w:val="false"/>
+                <w:iCs w:val="false"/>
+                <w:color w:val="000000"/>
+                <w:sz w:val="20"/>
+                <w:szCs w:val="20"/>
+              </w:rPr>
+              <w:t xml:space="preserve">    Work through problems from the day's exercise set.</w:t>
+            </w:r>
+            <w:r>
+              <w:rPr>
+                <w:rFonts w:ascii="Arial" w:cs="Arial" w:eastAsia="Arial" w:hAnsi="Arial"/>
+                <w:sz w:val="20"/>
+                <w:szCs w:val="20"/>
+              </w:rPr>
+              <w:br/>
+              <w:t xml:space="preserve"/>
+            </w:r>
+            <w:r>
+              <w:rPr>
+                <w:rFonts w:ascii="Arial" w:cs="Arial" w:eastAsia="Arial" w:hAnsi="Arial"/>
+                <w:sz w:val="20"/>
+                <w:szCs w:val="20"/>
+              </w:rPr>
+              <w:br/>
+              <w:t xml:space="preserve"/>
+            </w:r>
+            <w:r>
+              <w:rPr>
+                <w:rFonts w:ascii="Arial" w:cs="Arial" w:eastAsia="Arial" w:hAnsi="Arial"/>
+                <w:b w:val="false"/>
+                <w:bCs w:val="false"/>
+                <w:i/>
+                <w:iCs/>
+                <w:color w:val="555555"/>
+                <w:sz w:val="20"/>
+                <w:szCs w:val="20"/>
+              </w:rPr>
+              <w:t xml:space="preserve">→ Teacher circulates — offer hints, check for understanding.</w:t>
             </w:r>
           </w:p>
         </w:tc>
@@ -435,9 +770,9 @@
               <w:right w:val="single" w:color="CCCCCC" w:sz="1"/>
             </w:tcBorders>
             <w:tcMar>
-              <w:top w:type="dxa" w:w="60"/>
+              <w:top w:type="dxa" w:w="80"/>
               <w:left w:type="dxa" w:w="120"/>
-              <w:bottom w:type="dxa" w:w="60"/>
+              <w:bottom w:type="dxa" w:w="80"/>
               <w:right w:type="dxa" w:w="120"/>
             </w:tcMar>
           </w:tcPr>
@@ -464,20 +799,90 @@
               <w:right w:val="single" w:color="CCCCCC" w:sz="1"/>
             </w:tcBorders>
             <w:tcMar>
-              <w:top w:type="dxa" w:w="60"/>
+              <w:top w:type="dxa" w:w="80"/>
               <w:left w:type="dxa" w:w="120"/>
-              <w:bottom w:type="dxa" w:w="60"/>
+              <w:bottom w:type="dxa" w:w="80"/>
               <w:right w:type="dxa" w:w="120"/>
             </w:tcMar>
           </w:tcPr>
           <w:p>
+            <w:pPr>
+              <w:spacing w:after="80" w:before="80"/>
+            </w:pPr>
+            <w:r>
+              <w:rPr>
+                <w:rFonts w:ascii="Arial" w:cs="Arial" w:eastAsia="Arial" w:hAnsi="Arial"/>
+                <w:b/>
+                <w:bCs/>
+                <w:i w:val="false"/>
+                <w:iCs w:val="false"/>
+                <w:color w:val="000000"/>
+                <w:sz w:val="22"/>
+                <w:szCs w:val="22"/>
+              </w:rPr>
+              <w:t xml:space="preserve">Exit Ticket / Wrap-Up</w:t>
+            </w:r>
             <w:r>
               <w:rPr>
                 <w:rFonts w:ascii="Arial" w:cs="Arial" w:eastAsia="Arial" w:hAnsi="Arial"/>
                 <w:sz w:val="20"/>
                 <w:szCs w:val="20"/>
               </w:rPr>
-              <w:t xml:space="preserve">Exit Ticket / Wrap-Up</w:t>
+              <w:br/>
+              <w:t xml:space="preserve"/>
+            </w:r>
+            <w:r>
+              <w:rPr>
+                <w:rFonts w:ascii="Arial" w:cs="Arial" w:eastAsia="Arial" w:hAnsi="Arial"/>
+                <w:sz w:val="20"/>
+                <w:szCs w:val="20"/>
+              </w:rPr>
+              <w:br/>
+              <w:t xml:space="preserve"/>
+            </w:r>
+            <w:r>
+              <w:rPr>
+                <w:rFonts w:ascii="Arial" w:cs="Arial" w:eastAsia="Arial" w:hAnsi="Arial"/>
+                <w:b w:val="false"/>
+                <w:bCs w:val="false"/>
+                <w:i w:val="false"/>
+                <w:iCs w:val="false"/>
+                <w:color w:val="000000"/>
+                <w:sz w:val="20"/>
+                <w:szCs w:val="20"/>
+              </w:rPr>
+              <w:t xml:space="preserve">Quick Check: Demonstrate mastery of sorting and searching algorithms and recursive problem-solving?</w:t>
+            </w:r>
+            <w:r>
+              <w:rPr>
+                <w:rFonts w:ascii="Arial" w:cs="Arial" w:eastAsia="Arial" w:hAnsi="Arial"/>
+                <w:sz w:val="20"/>
+                <w:szCs w:val="20"/>
+              </w:rPr>
+              <w:br/>
+              <w:t xml:space="preserve"/>
+            </w:r>
+            <w:r>
+              <w:rPr>
+                <w:rFonts w:ascii="Arial" w:cs="Arial" w:eastAsia="Arial" w:hAnsi="Arial"/>
+                <w:sz w:val="20"/>
+                <w:szCs w:val="20"/>
+              </w:rPr>
+              <w:br/>
+              <w:t xml:space="preserve"/>
+            </w:r>
+            <w:r>
+              <w:rPr>
+                <w:rFonts w:ascii="Arial" w:cs="Arial" w:eastAsia="Arial" w:hAnsi="Arial"/>
+                <w:b w:val="false"/>
+                <w:bCs w:val="false"/>
+                <w:i/>
+                <w:iCs/>
+                <w:color w:val="555555"/>
+                <w:sz w:val="20"/>
+                <w:szCs w:val="20"/>
+              </w:rPr>
+              <w:t xml:space="preserve">→ 3–2–1: Name 3 things learned, 2 new vocab words, 1 question you still have.</w:t>
             </w:r>
           </w:p>
         </w:tc>
@@ -1011,7 +1416,7 @@
                 <w:sz w:val="18"/>
                 <w:szCs w:val="18"/>
               </w:rPr>
-              <w:t xml:space="preserve"># Test cases (all should pass)</w:t>
+              <w:t xml:space="preserve"> </w:t>
             </w:r>
           </w:p>
           <w:p>
@@ -1286,7 +1691,7 @@
                 <w:sz w:val="18"/>
                 <w:szCs w:val="18"/>
               </w:rPr>
-              <w:t xml:space="preserve"># Test cases (all should pass)</w:t>
+              <w:t xml:space="preserve"> </w:t>
             </w:r>
           </w:p>
           <w:p>
@@ -1680,45 +2085,6 @@
                 <w:sz w:val="18"/>
                 <w:szCs w:val="18"/>
               </w:rPr>
-              <w:t xml:space="preserve"># Write benchmark code here</w:t>
-            </w:r>
-          </w:p>
-          <w:p>
-            <w:pPr>
-              <w:spacing w:after="20"/>
-            </w:pPr>
-            <w:r>
-              <w:rPr>
-                <w:rFonts w:ascii="Courier New" w:cs="Courier New" w:eastAsia="Courier New" w:hAnsi="Courier New"/>
-                <w:sz w:val="18"/>
-                <w:szCs w:val="18"/>
-              </w:rPr>
-              <w:t xml:space="preserve"># Compare mystery_sort vs sorted() on 1000 random numbers</w:t>
-            </w:r>
-          </w:p>
-          <w:p>
-            <w:pPr>
-              <w:spacing w:after="20"/>
-            </w:pPr>
-            <w:r>
-              <w:rPr>
-                <w:rFonts w:ascii="Courier New" w:cs="Courier New" w:eastAsia="Courier New" w:hAnsi="Courier New"/>
-                <w:sz w:val="18"/>
-                <w:szCs w:val="18"/>
-              </w:rPr>
-              <w:t xml:space="preserve"># Show time for each</w:t>
-            </w:r>
-          </w:p>
-          <w:p>
-            <w:pPr>
-              <w:spacing w:after="20"/>
-            </w:pPr>
-            <w:r>
-              <w:rPr>
-                <w:rFonts w:ascii="Courier New" w:cs="Courier New" w:eastAsia="Courier New" w:hAnsi="Courier New"/>
-                <w:sz w:val="18"/>
-                <w:szCs w:val="18"/>
-              </w:rPr>
               <w:t xml:space="preserve"> </w:t>
             </w:r>
           </w:p>
@@ -1732,20 +2098,46 @@
                 <w:sz w:val="18"/>
                 <w:szCs w:val="18"/>
               </w:rPr>
+              <w:t xml:space="preserve"> </w:t>
+            </w:r>
+          </w:p>
+          <w:p>
+            <w:pPr>
+              <w:spacing w:after="20"/>
+            </w:pPr>
+            <w:r>
+              <w:rPr>
+                <w:rFonts w:ascii="Courier New" w:cs="Courier New" w:eastAsia="Courier New" w:hAnsi="Courier New"/>
+                <w:sz w:val="18"/>
+                <w:szCs w:val="18"/>
+              </w:rPr>
+              <w:t xml:space="preserve"> </w:t>
+            </w:r>
+          </w:p>
+          <w:p>
+            <w:pPr>
+              <w:spacing w:after="20"/>
+            </w:pPr>
+            <w:r>
+              <w:rPr>
+                <w:rFonts w:ascii="Courier New" w:cs="Courier New" w:eastAsia="Courier New" w:hAnsi="Courier New"/>
+                <w:sz w:val="18"/>
+                <w:szCs w:val="18"/>
+              </w:rPr>
+              <w:t xml:space="preserve"> </w:t>
+            </w:r>
+          </w:p>
+          <w:p>
+            <w:pPr>
+              <w:spacing w:after="20"/>
+            </w:pPr>
+            <w:r>
+              <w:rPr>
+                <w:rFonts w:ascii="Courier New" w:cs="Courier New" w:eastAsia="Courier New" w:hAnsi="Courier New"/>
+                <w:sz w:val="18"/>
+                <w:szCs w:val="18"/>
+              </w:rPr>
               <w:t xml:space="preserve">print("Benchmark results:")</w:t>
-            </w:r>
-          </w:p>
-          <w:p>
-            <w:pPr>
-              <w:spacing w:after="20"/>
-            </w:pPr>
-            <w:r>
-              <w:rPr>
-                <w:rFonts w:ascii="Courier New" w:cs="Courier New" w:eastAsia="Courier New" w:hAnsi="Courier New"/>
-                <w:sz w:val="18"/>
-                <w:szCs w:val="18"/>
-              </w:rPr>
-              <w:t xml:space="preserve"># [your results here]</w:t>
             </w:r>
           </w:p>
         </w:tc>
@@ -2364,7 +2756,7 @@
                 <w:sz w:val="18"/>
                 <w:szCs w:val="18"/>
               </w:rPr>
-              <w:t xml:space="preserve"># Test cases</w:t>
+              <w:t xml:space="preserve"> </w:t>
             </w:r>
           </w:p>
           <w:p>
@@ -2951,7 +3343,7 @@
                 <w:sz w:val="18"/>
                 <w:szCs w:val="18"/>
               </w:rPr>
-              <w:t xml:space="preserve"># Test cases</w:t>
+              <w:t xml:space="preserve"> </w:t>
             </w:r>
           </w:p>
           <w:p>
@@ -3397,7 +3789,7 @@
                 <w:sz w:val="18"/>
                 <w:szCs w:val="18"/>
               </w:rPr>
-              <w:t xml:space="preserve"># Create test data</w:t>
+              <w:t xml:space="preserve"> </w:t>
             </w:r>
           </w:p>
           <w:p>
@@ -3436,7 +3828,7 @@
                 <w:sz w:val="18"/>
                 <w:szCs w:val="18"/>
               </w:rPr>
-              <w:t xml:space="preserve"># Benchmark mystery_sort</w:t>
+              <w:t xml:space="preserve"> </w:t>
             </w:r>
           </w:p>
           <w:p>
@@ -3501,7 +3893,7 @@
                 <w:sz w:val="18"/>
                 <w:szCs w:val="18"/>
               </w:rPr>
-              <w:t xml:space="preserve"># Benchmark Python sorted()</w:t>
+              <w:t xml:space="preserve"> </w:t>
             </w:r>
           </w:p>
           <w:p>

--- a/Coding 2 - year/Unit 5 - Sorting Searching & Recursion/Daily Lesson Plans/Word/Day 28.docx
+++ b/Coding 2 - year/Unit 5 - Sorting Searching & Recursion/Daily Lesson Plans/Word/Day 28.docx
@@ -380,7 +380,7 @@
                 <w:sz w:val="20"/>
                 <w:szCs w:val="20"/>
               </w:rPr>
-              <w:t xml:space="preserve">    In your own words: Demonstrate mastery of sorting and searching algorithms and recursive problem-solving?</w:t>
+              <w:t xml:space="preserve">    What do you think are the most important parts of Unit 5 Assessment — Sorting, Searching &amp; Recursion to demonstrate well? Why?</w:t>
             </w:r>
             <w:r>
               <w:rPr>
@@ -411,7 +411,7 @@
                 <w:sz w:val="20"/>
                 <w:szCs w:val="20"/>
               </w:rPr>
-              <w:t xml:space="preserve">Today's Goal: By the end of class you will be able to demonstrate mastery of sorting and searching algorithms and recursive problem-solving.</w:t>
+              <w:t xml:space="preserve">Today’s Goal: By the end of class you will be able to demonstrate mastery of sorting and searching algorithms and recursive problem-solving.</w:t>
             </w:r>
             <w:r>
               <w:rPr>
@@ -851,7 +851,7 @@
                 <w:sz w:val="20"/>
                 <w:szCs w:val="20"/>
               </w:rPr>
-              <w:t xml:space="preserve">Quick Check: Demonstrate mastery of sorting and searching algorithms and recursive problem-solving?</w:t>
+              <w:t xml:space="preserve">If you had to teach Unit 5 Assessment — Sorting, Searching &amp; Recursion to a classmate, what's the #1 thing you'd make sure they understand?</w:t>
             </w:r>
             <w:r>
               <w:rPr>

--- a/Coding 2 - year/Unit 5 - Sorting Searching & Recursion/Daily Lesson Plans/Word/Day 28.docx
+++ b/Coding 2 - year/Unit 5 - Sorting Searching & Recursion/Daily Lesson Plans/Word/Day 28.docx
@@ -403,6 +403,72 @@
             <w:r>
               <w:rPr>
                 <w:rFonts w:ascii="Arial" w:cs="Arial" w:eastAsia="Arial" w:hAnsi="Arial"/>
+                <w:b/>
+                <w:bCs/>
+                <w:i w:val="false"/>
+                <w:iCs w:val="false"/>
+                <w:color w:val="000000"/>
+                <w:sz w:val="20"/>
+                <w:szCs w:val="20"/>
+              </w:rPr>
+              <w:t xml:space="preserve">Vocabulary Preview — </w:t>
+            </w:r>
+            <w:r>
+              <w:rPr>
+                <w:rFonts w:ascii="Arial" w:cs="Arial" w:eastAsia="Arial" w:hAnsi="Arial"/>
+                <w:b w:val="false"/>
+                <w:bCs w:val="false"/>
+                <w:i w:val="false"/>
+                <w:iCs w:val="false"/>
+                <w:color w:val="000000"/>
+                <w:sz w:val="20"/>
+                <w:szCs w:val="20"/>
+              </w:rPr>
+              <w:t xml:space="preserve">terms we'll use today:</w:t>
+            </w:r>
+            <w:r>
+              <w:rPr>
+                <w:rFonts w:ascii="Arial" w:cs="Arial" w:eastAsia="Arial" w:hAnsi="Arial"/>
+                <w:sz w:val="20"/>
+                <w:szCs w:val="20"/>
+              </w:rPr>
+              <w:br/>
+              <w:t xml:space="preserve"/>
+            </w:r>
+            <w:r>
+              <w:rPr>
+                <w:rFonts w:ascii="Arial" w:cs="Arial" w:eastAsia="Arial" w:hAnsi="Arial"/>
+                <w:b w:val="false"/>
+                <w:bCs w:val="false"/>
+                <w:i w:val="false"/>
+                <w:iCs w:val="false"/>
+                <w:color w:val="000000"/>
+                <w:sz w:val="20"/>
+                <w:szCs w:val="20"/>
+              </w:rPr>
+              <w:t xml:space="preserve">    • Part 1 (25 points)   •   Part 2 (25 points)   •   Part 3 (20 points)   •   Part 4 (30 points)   •   Time Limit   •   Resources Allowed</w:t>
+            </w:r>
+            <w:r>
+              <w:rPr>
+                <w:rFonts w:ascii="Arial" w:cs="Arial" w:eastAsia="Arial" w:hAnsi="Arial"/>
+                <w:sz w:val="20"/>
+                <w:szCs w:val="20"/>
+              </w:rPr>
+              <w:br/>
+              <w:t xml:space="preserve"/>
+            </w:r>
+            <w:r>
+              <w:rPr>
+                <w:rFonts w:ascii="Arial" w:cs="Arial" w:eastAsia="Arial" w:hAnsi="Arial"/>
+                <w:sz w:val="20"/>
+                <w:szCs w:val="20"/>
+              </w:rPr>
+              <w:br/>
+              <w:t xml:space="preserve"/>
+            </w:r>
+            <w:r>
+              <w:rPr>
+                <w:rFonts w:ascii="Arial" w:cs="Arial" w:eastAsia="Arial" w:hAnsi="Arial"/>
                 <w:b w:val="false"/>
                 <w:bCs w:val="false"/>
                 <w:i/>
@@ -579,6 +645,310 @@
             <w:r>
               <w:rPr>
                 <w:rFonts w:ascii="Arial" w:cs="Arial" w:eastAsia="Arial" w:hAnsi="Arial"/>
+                <w:b w:val="false"/>
+                <w:bCs w:val="false"/>
+                <w:i w:val="false"/>
+                <w:iCs w:val="false"/>
+                <w:color w:val="000000"/>
+                <w:sz w:val="20"/>
+                <w:szCs w:val="20"/>
+              </w:rPr>
+              <w:t xml:space="preserve">This comprehensive assessment covers all major topics from Unit 5:</w:t>
+            </w:r>
+            <w:r>
+              <w:rPr>
+                <w:rFonts w:ascii="Arial" w:cs="Arial" w:eastAsia="Arial" w:hAnsi="Arial"/>
+                <w:sz w:val="20"/>
+                <w:szCs w:val="20"/>
+              </w:rPr>
+              <w:br/>
+              <w:t xml:space="preserve"/>
+            </w:r>
+            <w:r>
+              <w:rPr>
+                <w:rFonts w:ascii="Arial" w:cs="Arial" w:eastAsia="Arial" w:hAnsi="Arial"/>
+                <w:b w:val="false"/>
+                <w:bCs w:val="false"/>
+                <w:i w:val="false"/>
+                <w:iCs w:val="false"/>
+                <w:color w:val="000000"/>
+                <w:sz w:val="20"/>
+                <w:szCs w:val="20"/>
+              </w:rPr>
+              <w:t xml:space="preserve">Time Limit: 90 minutes (Part 1-3: 45 min, Part 4: 45 min)</w:t>
+            </w:r>
+            <w:r>
+              <w:rPr>
+                <w:rFonts w:ascii="Arial" w:cs="Arial" w:eastAsia="Arial" w:hAnsi="Arial"/>
+                <w:sz w:val="20"/>
+                <w:szCs w:val="20"/>
+              </w:rPr>
+              <w:br/>
+              <w:t xml:space="preserve"/>
+            </w:r>
+            <w:r>
+              <w:rPr>
+                <w:rFonts w:ascii="Arial" w:cs="Arial" w:eastAsia="Arial" w:hAnsi="Arial"/>
+                <w:sz w:val="20"/>
+                <w:szCs w:val="20"/>
+              </w:rPr>
+              <w:br/>
+              <w:t xml:space="preserve"/>
+            </w:r>
+            <w:r>
+              <w:rPr>
+                <w:rFonts w:ascii="Arial" w:cs="Arial" w:eastAsia="Arial" w:hAnsi="Arial"/>
+                <w:b/>
+                <w:bCs/>
+                <w:i w:val="false"/>
+                <w:iCs w:val="false"/>
+                <w:color w:val="000000"/>
+                <w:sz w:val="20"/>
+                <w:szCs w:val="20"/>
+              </w:rPr>
+              <w:t xml:space="preserve">Key Concepts:</w:t>
+            </w:r>
+            <w:r>
+              <w:rPr>
+                <w:rFonts w:ascii="Arial" w:cs="Arial" w:eastAsia="Arial" w:hAnsi="Arial"/>
+                <w:sz w:val="20"/>
+                <w:szCs w:val="20"/>
+              </w:rPr>
+              <w:br/>
+              <w:t xml:space="preserve"/>
+            </w:r>
+            <w:r>
+              <w:rPr>
+                <w:rFonts w:ascii="Arial" w:cs="Arial" w:eastAsia="Arial" w:hAnsi="Arial"/>
+                <w:b w:val="false"/>
+                <w:bCs w:val="false"/>
+                <w:i w:val="false"/>
+                <w:iCs w:val="false"/>
+                <w:color w:val="000000"/>
+                <w:sz w:val="20"/>
+                <w:szCs w:val="20"/>
+              </w:rPr>
+              <w:t xml:space="preserve">    • Part 1 (25 points): Algorithm Traces — Show step-by-step execution</w:t>
+            </w:r>
+            <w:r>
+              <w:rPr>
+                <w:rFonts w:ascii="Arial" w:cs="Arial" w:eastAsia="Arial" w:hAnsi="Arial"/>
+                <w:sz w:val="20"/>
+                <w:szCs w:val="20"/>
+              </w:rPr>
+              <w:br/>
+              <w:t xml:space="preserve"/>
+            </w:r>
+            <w:r>
+              <w:rPr>
+                <w:rFonts w:ascii="Arial" w:cs="Arial" w:eastAsia="Arial" w:hAnsi="Arial"/>
+                <w:b w:val="false"/>
+                <w:bCs w:val="false"/>
+                <w:i w:val="false"/>
+                <w:iCs w:val="false"/>
+                <w:color w:val="000000"/>
+                <w:sz w:val="20"/>
+                <w:szCs w:val="20"/>
+              </w:rPr>
+              <w:t xml:space="preserve">    • Part 2 (25 points): Multiple Choice — Big O and algorithm selection</w:t>
+            </w:r>
+            <w:r>
+              <w:rPr>
+                <w:rFonts w:ascii="Arial" w:cs="Arial" w:eastAsia="Arial" w:hAnsi="Arial"/>
+                <w:sz w:val="20"/>
+                <w:szCs w:val="20"/>
+              </w:rPr>
+              <w:br/>
+              <w:t xml:space="preserve"/>
+            </w:r>
+            <w:r>
+              <w:rPr>
+                <w:rFonts w:ascii="Arial" w:cs="Arial" w:eastAsia="Arial" w:hAnsi="Arial"/>
+                <w:b w:val="false"/>
+                <w:bCs w:val="false"/>
+                <w:i w:val="false"/>
+                <w:iCs w:val="false"/>
+                <w:color w:val="000000"/>
+                <w:sz w:val="20"/>
+                <w:szCs w:val="20"/>
+              </w:rPr>
+              <w:t xml:space="preserve">    • Part 3 (20 points): Short Answer — Conceptual understanding</w:t>
+            </w:r>
+            <w:r>
+              <w:rPr>
+                <w:rFonts w:ascii="Arial" w:cs="Arial" w:eastAsia="Arial" w:hAnsi="Arial"/>
+                <w:sz w:val="20"/>
+                <w:szCs w:val="20"/>
+              </w:rPr>
+              <w:br/>
+              <w:t xml:space="preserve"/>
+            </w:r>
+            <w:r>
+              <w:rPr>
+                <w:rFonts w:ascii="Arial" w:cs="Arial" w:eastAsia="Arial" w:hAnsi="Arial"/>
+                <w:b w:val="false"/>
+                <w:bCs w:val="false"/>
+                <w:i w:val="false"/>
+                <w:iCs w:val="false"/>
+                <w:color w:val="000000"/>
+                <w:sz w:val="20"/>
+                <w:szCs w:val="20"/>
+              </w:rPr>
+              <w:t xml:space="preserve">    • Part 4 (30 points): Coding Challenges — Implementation and analysis</w:t>
+            </w:r>
+            <w:r>
+              <w:rPr>
+                <w:rFonts w:ascii="Arial" w:cs="Arial" w:eastAsia="Arial" w:hAnsi="Arial"/>
+                <w:sz w:val="20"/>
+                <w:szCs w:val="20"/>
+              </w:rPr>
+              <w:br/>
+              <w:t xml:space="preserve"/>
+            </w:r>
+            <w:r>
+              <w:rPr>
+                <w:rFonts w:ascii="Arial" w:cs="Arial" w:eastAsia="Arial" w:hAnsi="Arial"/>
+                <w:b w:val="false"/>
+                <w:bCs w:val="false"/>
+                <w:i w:val="false"/>
+                <w:iCs w:val="false"/>
+                <w:color w:val="000000"/>
+                <w:sz w:val="20"/>
+                <w:szCs w:val="20"/>
+              </w:rPr>
+              <w:t xml:space="preserve">    • left index</w:t>
+            </w:r>
+            <w:r>
+              <w:rPr>
+                <w:rFonts w:ascii="Arial" w:cs="Arial" w:eastAsia="Arial" w:hAnsi="Arial"/>
+                <w:sz w:val="20"/>
+                <w:szCs w:val="20"/>
+              </w:rPr>
+              <w:br/>
+              <w:t xml:space="preserve"/>
+            </w:r>
+            <w:r>
+              <w:rPr>
+                <w:rFonts w:ascii="Arial" w:cs="Arial" w:eastAsia="Arial" w:hAnsi="Arial"/>
+                <w:b w:val="false"/>
+                <w:bCs w:val="false"/>
+                <w:i w:val="false"/>
+                <w:iCs w:val="false"/>
+                <w:color w:val="000000"/>
+                <w:sz w:val="20"/>
+                <w:szCs w:val="20"/>
+              </w:rPr>
+              <w:t xml:space="preserve">    • right index</w:t>
+            </w:r>
+            <w:r>
+              <w:rPr>
+                <w:rFonts w:ascii="Arial" w:cs="Arial" w:eastAsia="Arial" w:hAnsi="Arial"/>
+                <w:sz w:val="20"/>
+                <w:szCs w:val="20"/>
+              </w:rPr>
+              <w:br/>
+              <w:t xml:space="preserve"/>
+            </w:r>
+            <w:r>
+              <w:rPr>
+                <w:rFonts w:ascii="Arial" w:cs="Arial" w:eastAsia="Arial" w:hAnsi="Arial"/>
+                <w:b w:val="false"/>
+                <w:bCs w:val="false"/>
+                <w:i w:val="false"/>
+                <w:iCs w:val="false"/>
+                <w:color w:val="000000"/>
+                <w:sz w:val="20"/>
+                <w:szCs w:val="20"/>
+              </w:rPr>
+              <w:t xml:space="preserve">    • mid index</w:t>
+            </w:r>
+            <w:r>
+              <w:rPr>
+                <w:rFonts w:ascii="Arial" w:cs="Arial" w:eastAsia="Arial" w:hAnsi="Arial"/>
+                <w:sz w:val="20"/>
+                <w:szCs w:val="20"/>
+              </w:rPr>
+              <w:br/>
+              <w:t xml:space="preserve"/>
+            </w:r>
+            <w:r>
+              <w:rPr>
+                <w:rFonts w:ascii="Arial" w:cs="Arial" w:eastAsia="Arial" w:hAnsi="Arial"/>
+                <w:b w:val="false"/>
+                <w:bCs w:val="false"/>
+                <w:i w:val="false"/>
+                <w:iCs w:val="false"/>
+                <w:color w:val="000000"/>
+                <w:sz w:val="20"/>
+                <w:szCs w:val="20"/>
+              </w:rPr>
+              <w:t xml:space="preserve">    • element at mid</w:t>
+            </w:r>
+            <w:r>
+              <w:rPr>
+                <w:rFonts w:ascii="Arial" w:cs="Arial" w:eastAsia="Arial" w:hAnsi="Arial"/>
+                <w:sz w:val="20"/>
+                <w:szCs w:val="20"/>
+              </w:rPr>
+              <w:br/>
+              <w:t xml:space="preserve"/>
+            </w:r>
+            <w:r>
+              <w:rPr>
+                <w:rFonts w:ascii="Arial" w:cs="Arial" w:eastAsia="Arial" w:hAnsi="Arial"/>
+                <w:sz w:val="20"/>
+                <w:szCs w:val="20"/>
+              </w:rPr>
+              <w:br/>
+              <w:t xml:space="preserve"/>
+            </w:r>
+            <w:r>
+              <w:rPr>
+                <w:rFonts w:ascii="Arial" w:cs="Arial" w:eastAsia="Arial" w:hAnsi="Arial"/>
+                <w:b/>
+                <w:bCs/>
+                <w:i w:val="false"/>
+                <w:iCs w:val="false"/>
+                <w:color w:val="000000"/>
+                <w:sz w:val="20"/>
+                <w:szCs w:val="20"/>
+              </w:rPr>
+              <w:t xml:space="preserve">Vocabulary: </w:t>
+            </w:r>
+            <w:r>
+              <w:rPr>
+                <w:rFonts w:ascii="Arial" w:cs="Arial" w:eastAsia="Arial" w:hAnsi="Arial"/>
+                <w:b w:val="false"/>
+                <w:bCs w:val="false"/>
+                <w:i w:val="false"/>
+                <w:iCs w:val="false"/>
+                <w:color w:val="000000"/>
+                <w:sz w:val="20"/>
+                <w:szCs w:val="20"/>
+              </w:rPr>
+              <w:t xml:space="preserve">Part 1 (25 points), Part 2 (25 points), Part 3 (20 points), Part 4 (30 points), Time Limit, Resources Allowed</w:t>
+            </w:r>
+            <w:r>
+              <w:rPr>
+                <w:rFonts w:ascii="Arial" w:cs="Arial" w:eastAsia="Arial" w:hAnsi="Arial"/>
+                <w:sz w:val="20"/>
+                <w:szCs w:val="20"/>
+              </w:rPr>
+              <w:br/>
+              <w:t xml:space="preserve"/>
+            </w:r>
+            <w:r>
+              <w:rPr>
+                <w:rFonts w:ascii="Arial" w:cs="Arial" w:eastAsia="Arial" w:hAnsi="Arial"/>
+                <w:sz w:val="20"/>
+                <w:szCs w:val="20"/>
+              </w:rPr>
+              <w:br/>
+              <w:t xml:space="preserve"/>
+            </w:r>
+            <w:r>
+              <w:rPr>
+                <w:rFonts w:ascii="Arial" w:cs="Arial" w:eastAsia="Arial" w:hAnsi="Arial"/>
                 <w:b/>
                 <w:bCs/>
                 <w:i/>
@@ -715,6 +1085,19 @@
             <w:r>
               <w:rPr>
                 <w:rFonts w:ascii="Arial" w:cs="Arial" w:eastAsia="Arial" w:hAnsi="Arial"/>
+                <w:b/>
+                <w:bCs/>
+                <w:i w:val="false"/>
+                <w:iCs w:val="false"/>
+                <w:color w:val="000000"/>
+                <w:sz w:val="20"/>
+                <w:szCs w:val="20"/>
+              </w:rPr>
+              <w:t xml:space="preserve">    Beginner: </w:t>
+            </w:r>
+            <w:r>
+              <w:rPr>
+                <w:rFonts w:ascii="Arial" w:cs="Arial" w:eastAsia="Arial" w:hAnsi="Arial"/>
                 <w:b w:val="false"/>
                 <w:bCs w:val="false"/>
                 <w:i w:val="false"/>
@@ -723,7 +1106,77 @@
                 <w:sz w:val="20"/>
                 <w:szCs w:val="20"/>
               </w:rPr>
-              <w:t xml:space="preserve">    Work through problems from the day's exercise set.</w:t>
+              <w:t xml:space="preserve">Write syntactically correct Python code. Include comments and test your code before submitting.</w:t>
+            </w:r>
+            <w:r>
+              <w:rPr>
+                <w:rFonts w:ascii="Arial" w:cs="Arial" w:eastAsia="Arial" w:hAnsi="Arial"/>
+                <w:sz w:val="20"/>
+                <w:szCs w:val="20"/>
+              </w:rPr>
+              <w:br/>
+              <w:t xml:space="preserve"/>
+            </w:r>
+            <w:r>
+              <w:rPr>
+                <w:rFonts w:ascii="Arial" w:cs="Arial" w:eastAsia="Arial" w:hAnsi="Arial"/>
+                <w:b/>
+                <w:bCs/>
+                <w:i w:val="false"/>
+                <w:iCs w:val="false"/>
+                <w:color w:val="000000"/>
+                <w:sz w:val="20"/>
+                <w:szCs w:val="20"/>
+              </w:rPr>
+              <w:t xml:space="preserve">    Intermediate: </w:t>
+            </w:r>
+            <w:r>
+              <w:rPr>
+                <w:rFonts w:ascii="Arial" w:cs="Arial" w:eastAsia="Arial" w:hAnsi="Arial"/>
+                <w:b w:val="false"/>
+                <w:bCs w:val="false"/>
+                <w:i w:val="false"/>
+                <w:iCs w:val="false"/>
+                <w:color w:val="000000"/>
+                <w:sz w:val="20"/>
+                <w:szCs w:val="20"/>
+              </w:rPr>
+              <w:t xml:space="preserve">Write an iterative binary search function that:</w:t>
+            </w:r>
+            <w:r>
+              <w:rPr>
+                <w:rFonts w:ascii="Arial" w:cs="Arial" w:eastAsia="Arial" w:hAnsi="Arial"/>
+                <w:sz w:val="20"/>
+                <w:szCs w:val="20"/>
+              </w:rPr>
+              <w:br/>
+              <w:t xml:space="preserve"/>
+            </w:r>
+            <w:r>
+              <w:rPr>
+                <w:rFonts w:ascii="Arial" w:cs="Arial" w:eastAsia="Arial" w:hAnsi="Arial"/>
+                <w:b/>
+                <w:bCs/>
+                <w:i w:val="false"/>
+                <w:iCs w:val="false"/>
+                <w:color w:val="000000"/>
+                <w:sz w:val="20"/>
+                <w:szCs w:val="20"/>
+              </w:rPr>
+              <w:t xml:space="preserve">    Challenge: </w:t>
+            </w:r>
+            <w:r>
+              <w:rPr>
+                <w:rFonts w:ascii="Arial" w:cs="Arial" w:eastAsia="Arial" w:hAnsi="Arial"/>
+                <w:b w:val="false"/>
+                <w:bCs w:val="false"/>
+                <w:i w:val="false"/>
+                <w:iCs w:val="false"/>
+                <w:color w:val="000000"/>
+                <w:sz w:val="20"/>
+                <w:szCs w:val="20"/>
+              </w:rPr>
+              <w:t xml:space="preserve">Takes a sorted list and a target value</w:t>
             </w:r>
             <w:r>
               <w:rPr>
@@ -891,6 +1344,1446 @@
     <w:p>
       <w:pPr>
         <w:spacing w:after="200"/>
+      </w:pPr>
+    </w:p>
+    <w:p>
+      <w:pPr>
+        <w:pBdr>
+          <w:bottom w:val="single" w:color="1B7A4A" w:sz="4" w:space="4"/>
+        </w:pBdr>
+        <w:spacing w:after="100" w:before="120"/>
+      </w:pPr>
+      <w:r>
+        <w:rPr>
+          <w:rFonts w:ascii="Arial" w:cs="Arial" w:eastAsia="Arial" w:hAnsi="Arial"/>
+          <w:b/>
+          <w:bCs/>
+          <w:color w:val="1B7A4A"/>
+          <w:sz w:val="24"/>
+          <w:szCs w:val="24"/>
+        </w:rPr>
+        <w:t xml:space="preserve">Key Concepts</w:t>
+      </w:r>
+    </w:p>
+    <w:p>
+      <w:pPr>
+        <w:spacing w:after="60"/>
+      </w:pPr>
+      <w:r>
+        <w:rPr>
+          <w:rFonts w:ascii="Arial" w:cs="Arial" w:eastAsia="Arial" w:hAnsi="Arial"/>
+          <w:sz w:val="20"/>
+          <w:szCs w:val="20"/>
+        </w:rPr>
+        <w:t xml:space="preserve">This comprehensive assessment covers all major topics from Unit 5:</w:t>
+      </w:r>
+    </w:p>
+    <w:p>
+      <w:pPr>
+        <w:spacing w:after="60"/>
+        <w:ind w:left="360"/>
+      </w:pPr>
+      <w:r>
+        <w:rPr>
+          <w:rFonts w:ascii="Arial" w:cs="Arial" w:eastAsia="Arial" w:hAnsi="Arial"/>
+          <w:sz w:val="20"/>
+          <w:szCs w:val="20"/>
+        </w:rPr>
+        <w:t xml:space="preserve">• </w:t>
+      </w:r>
+      <w:r>
+        <w:rPr>
+          <w:rFonts w:ascii="Arial" w:cs="Arial" w:eastAsia="Arial" w:hAnsi="Arial"/>
+          <w:sz w:val="20"/>
+          <w:szCs w:val="20"/>
+        </w:rPr>
+        <w:t xml:space="preserve">Part 1 (25 points): Algorithm Traces — Show step-by-step execution</w:t>
+      </w:r>
+    </w:p>
+    <w:p>
+      <w:pPr>
+        <w:spacing w:after="60"/>
+        <w:ind w:left="360"/>
+      </w:pPr>
+      <w:r>
+        <w:rPr>
+          <w:rFonts w:ascii="Arial" w:cs="Arial" w:eastAsia="Arial" w:hAnsi="Arial"/>
+          <w:sz w:val="20"/>
+          <w:szCs w:val="20"/>
+        </w:rPr>
+        <w:t xml:space="preserve">• </w:t>
+      </w:r>
+      <w:r>
+        <w:rPr>
+          <w:rFonts w:ascii="Arial" w:cs="Arial" w:eastAsia="Arial" w:hAnsi="Arial"/>
+          <w:sz w:val="20"/>
+          <w:szCs w:val="20"/>
+        </w:rPr>
+        <w:t xml:space="preserve">Part 2 (25 points): Multiple Choice — Big O and algorithm selection</w:t>
+      </w:r>
+    </w:p>
+    <w:p>
+      <w:pPr>
+        <w:spacing w:after="60"/>
+        <w:ind w:left="360"/>
+      </w:pPr>
+      <w:r>
+        <w:rPr>
+          <w:rFonts w:ascii="Arial" w:cs="Arial" w:eastAsia="Arial" w:hAnsi="Arial"/>
+          <w:sz w:val="20"/>
+          <w:szCs w:val="20"/>
+        </w:rPr>
+        <w:t xml:space="preserve">• </w:t>
+      </w:r>
+      <w:r>
+        <w:rPr>
+          <w:rFonts w:ascii="Arial" w:cs="Arial" w:eastAsia="Arial" w:hAnsi="Arial"/>
+          <w:sz w:val="20"/>
+          <w:szCs w:val="20"/>
+        </w:rPr>
+        <w:t xml:space="preserve">Part 3 (20 points): Short Answer — Conceptual understanding</w:t>
+      </w:r>
+    </w:p>
+    <w:p>
+      <w:pPr>
+        <w:spacing w:after="60"/>
+        <w:ind w:left="360"/>
+      </w:pPr>
+      <w:r>
+        <w:rPr>
+          <w:rFonts w:ascii="Arial" w:cs="Arial" w:eastAsia="Arial" w:hAnsi="Arial"/>
+          <w:sz w:val="20"/>
+          <w:szCs w:val="20"/>
+        </w:rPr>
+        <w:t xml:space="preserve">• </w:t>
+      </w:r>
+      <w:r>
+        <w:rPr>
+          <w:rFonts w:ascii="Arial" w:cs="Arial" w:eastAsia="Arial" w:hAnsi="Arial"/>
+          <w:sz w:val="20"/>
+          <w:szCs w:val="20"/>
+        </w:rPr>
+        <w:t xml:space="preserve">Part 4 (30 points): Coding Challenges — Implementation and analysis</w:t>
+      </w:r>
+    </w:p>
+    <w:p>
+      <w:pPr>
+        <w:spacing w:after="60"/>
+      </w:pPr>
+      <w:r>
+        <w:rPr>
+          <w:rFonts w:ascii="Arial" w:cs="Arial" w:eastAsia="Arial" w:hAnsi="Arial"/>
+          <w:sz w:val="20"/>
+          <w:szCs w:val="20"/>
+        </w:rPr>
+        <w:t xml:space="preserve">Total: 100 points</w:t>
+      </w:r>
+    </w:p>
+    <w:p>
+      <w:pPr>
+        <w:spacing w:after="60"/>
+      </w:pPr>
+      <w:r>
+        <w:rPr>
+          <w:rFonts w:ascii="Arial" w:cs="Arial" w:eastAsia="Arial" w:hAnsi="Arial"/>
+          <w:sz w:val="20"/>
+          <w:szCs w:val="20"/>
+        </w:rPr>
+        <w:t xml:space="preserve">Time Limit: 90 minutes (Part 1-3: 45 min, Part 4: 45 min)</w:t>
+      </w:r>
+    </w:p>
+    <w:p>
+      <w:pPr>
+        <w:spacing w:after="60"/>
+      </w:pPr>
+      <w:r>
+        <w:rPr>
+          <w:rFonts w:ascii="Arial" w:cs="Arial" w:eastAsia="Arial" w:hAnsi="Arial"/>
+          <w:sz w:val="20"/>
+          <w:szCs w:val="20"/>
+        </w:rPr>
+        <w:t xml:space="preserve">Resources Allowed: Reference Guide, Python interpreter, but NOT other students' work or online solutions</w:t>
+      </w:r>
+    </w:p>
+    <w:p>
+      <w:pPr>
+        <w:spacing w:after="60"/>
+      </w:pPr>
+      <w:r>
+        <w:rPr>
+          <w:rFonts w:ascii="Arial" w:cs="Arial" w:eastAsia="Arial" w:hAnsi="Arial"/>
+          <w:sz w:val="20"/>
+          <w:szCs w:val="20"/>
+        </w:rPr>
+        <w:t xml:space="preserve">For each trace, show the array state after each comparison/pass/selection. Write clearly and show your work.</w:t>
+      </w:r>
+    </w:p>
+    <w:p>
+      <w:pPr>
+        <w:spacing w:after="60"/>
+      </w:pPr>
+      <w:r>
+        <w:rPr>
+          <w:rFonts w:ascii="Arial" w:cs="Arial" w:eastAsia="Arial" w:hAnsi="Arial"/>
+          <w:sz w:val="20"/>
+          <w:szCs w:val="20"/>
+        </w:rPr>
+        <w:t xml:space="preserve">Trace bubble sort on the array [5, 3, 8, 1, 9, 2]. Show the array after each pass.</w:t>
+      </w:r>
+    </w:p>
+    <w:p>
+      <w:pPr>
+        <w:spacing w:after="60"/>
+      </w:pPr>
+      <w:r>
+        <w:rPr>
+          <w:rFonts w:ascii="Arial" w:cs="Arial" w:eastAsia="Arial" w:hAnsi="Arial"/>
+          <w:sz w:val="20"/>
+          <w:szCs w:val="20"/>
+        </w:rPr>
+        <w:t xml:space="preserve">Trace binary search for target = 7 on the sorted array [1, 3, 5, 7, 9, 11, 13].</w:t>
+      </w:r>
+    </w:p>
+    <w:p>
+      <w:pPr>
+        <w:spacing w:after="60"/>
+      </w:pPr>
+      <w:r>
+        <w:rPr>
+          <w:rFonts w:ascii="Arial" w:cs="Arial" w:eastAsia="Arial" w:hAnsi="Arial"/>
+          <w:sz w:val="20"/>
+          <w:szCs w:val="20"/>
+        </w:rPr>
+        <w:t xml:space="preserve">For each iteration, show:</w:t>
+      </w:r>
+    </w:p>
+    <w:p>
+      <w:pPr>
+        <w:spacing w:after="60"/>
+        <w:ind w:left="360"/>
+      </w:pPr>
+      <w:r>
+        <w:rPr>
+          <w:rFonts w:ascii="Arial" w:cs="Arial" w:eastAsia="Arial" w:hAnsi="Arial"/>
+          <w:sz w:val="20"/>
+          <w:szCs w:val="20"/>
+        </w:rPr>
+        <w:t xml:space="preserve">• </w:t>
+      </w:r>
+      <w:r>
+        <w:rPr>
+          <w:rFonts w:ascii="Arial" w:cs="Arial" w:eastAsia="Arial" w:hAnsi="Arial"/>
+          <w:sz w:val="20"/>
+          <w:szCs w:val="20"/>
+        </w:rPr>
+        <w:t xml:space="preserve">left index</w:t>
+      </w:r>
+    </w:p>
+    <w:p>
+      <w:pPr>
+        <w:spacing w:after="60"/>
+        <w:ind w:left="360"/>
+      </w:pPr>
+      <w:r>
+        <w:rPr>
+          <w:rFonts w:ascii="Arial" w:cs="Arial" w:eastAsia="Arial" w:hAnsi="Arial"/>
+          <w:sz w:val="20"/>
+          <w:szCs w:val="20"/>
+        </w:rPr>
+        <w:t xml:space="preserve">• </w:t>
+      </w:r>
+      <w:r>
+        <w:rPr>
+          <w:rFonts w:ascii="Arial" w:cs="Arial" w:eastAsia="Arial" w:hAnsi="Arial"/>
+          <w:sz w:val="20"/>
+          <w:szCs w:val="20"/>
+        </w:rPr>
+        <w:t xml:space="preserve">right index</w:t>
+      </w:r>
+    </w:p>
+    <w:p>
+      <w:pPr>
+        <w:spacing w:after="60"/>
+        <w:ind w:left="360"/>
+      </w:pPr>
+      <w:r>
+        <w:rPr>
+          <w:rFonts w:ascii="Arial" w:cs="Arial" w:eastAsia="Arial" w:hAnsi="Arial"/>
+          <w:sz w:val="20"/>
+          <w:szCs w:val="20"/>
+        </w:rPr>
+        <w:t xml:space="preserve">• </w:t>
+      </w:r>
+      <w:r>
+        <w:rPr>
+          <w:rFonts w:ascii="Arial" w:cs="Arial" w:eastAsia="Arial" w:hAnsi="Arial"/>
+          <w:sz w:val="20"/>
+          <w:szCs w:val="20"/>
+        </w:rPr>
+        <w:t xml:space="preserve">mid index</w:t>
+      </w:r>
+    </w:p>
+    <w:p>
+      <w:pPr>
+        <w:spacing w:after="60"/>
+        <w:ind w:left="360"/>
+      </w:pPr>
+      <w:r>
+        <w:rPr>
+          <w:rFonts w:ascii="Arial" w:cs="Arial" w:eastAsia="Arial" w:hAnsi="Arial"/>
+          <w:sz w:val="20"/>
+          <w:szCs w:val="20"/>
+        </w:rPr>
+        <w:t xml:space="preserve">• </w:t>
+      </w:r>
+      <w:r>
+        <w:rPr>
+          <w:rFonts w:ascii="Arial" w:cs="Arial" w:eastAsia="Arial" w:hAnsi="Arial"/>
+          <w:sz w:val="20"/>
+          <w:szCs w:val="20"/>
+        </w:rPr>
+        <w:t xml:space="preserve">element at mid</w:t>
+      </w:r>
+    </w:p>
+    <w:p>
+      <w:pPr>
+        <w:spacing w:after="60"/>
+        <w:ind w:left="360"/>
+      </w:pPr>
+      <w:r>
+        <w:rPr>
+          <w:rFonts w:ascii="Arial" w:cs="Arial" w:eastAsia="Arial" w:hAnsi="Arial"/>
+          <w:sz w:val="20"/>
+          <w:szCs w:val="20"/>
+        </w:rPr>
+        <w:t xml:space="preserve">• </w:t>
+      </w:r>
+      <w:r>
+        <w:rPr>
+          <w:rFonts w:ascii="Arial" w:cs="Arial" w:eastAsia="Arial" w:hAnsi="Arial"/>
+          <w:sz w:val="20"/>
+          <w:szCs w:val="20"/>
+        </w:rPr>
+        <w:t xml:space="preserve">which direction to search next (or found)</w:t>
+      </w:r>
+    </w:p>
+    <w:p>
+      <w:pPr>
+        <w:spacing w:after="60"/>
+      </w:pPr>
+      <w:r>
+        <w:rPr>
+          <w:rFonts w:ascii="Arial" w:cs="Arial" w:eastAsia="Arial" w:hAnsi="Arial"/>
+          <w:sz w:val="20"/>
+          <w:szCs w:val="20"/>
+        </w:rPr>
+        <w:t xml:space="preserve">Trace selection sort on the array [4, 2, 7, 1, 5]. Show the array after each selection (when an element finds its place).</w:t>
+      </w:r>
+    </w:p>
+    <w:p>
+      <w:pPr>
+        <w:spacing w:after="60"/>
+      </w:pPr>
+      <w:r>
+        <w:rPr>
+          <w:rFonts w:ascii="Arial" w:cs="Arial" w:eastAsia="Arial" w:hAnsi="Arial"/>
+          <w:sz w:val="20"/>
+          <w:szCs w:val="20"/>
+        </w:rPr>
+        <w:t xml:space="preserve">Questions 2.1 - 2.10 (2.5 points each)</w:t>
+      </w:r>
+    </w:p>
+    <w:p>
+      <w:pPr>
+        <w:spacing w:after="60"/>
+      </w:pPr>
+      <w:r>
+        <w:rPr>
+          <w:rFonts w:ascii="Arial" w:cs="Arial" w:eastAsia="Arial" w:hAnsi="Arial"/>
+          <w:sz w:val="20"/>
+          <w:szCs w:val="20"/>
+        </w:rPr>
+        <w:t xml:space="preserve">2.1 What is the Big O time complexity of bubble sort in the worst case?</w:t>
+      </w:r>
+    </w:p>
+    <w:p>
+      <w:pPr>
+        <w:spacing w:after="60"/>
+        <w:ind w:left="360"/>
+      </w:pPr>
+      <w:r>
+        <w:rPr>
+          <w:rFonts w:ascii="Arial" w:cs="Arial" w:eastAsia="Arial" w:hAnsi="Arial"/>
+          <w:sz w:val="20"/>
+          <w:szCs w:val="20"/>
+        </w:rPr>
+        <w:t xml:space="preserve">• </w:t>
+      </w:r>
+      <w:r>
+        <w:rPr>
+          <w:rFonts w:ascii="Arial" w:cs="Arial" w:eastAsia="Arial" w:hAnsi="Arial"/>
+          <w:sz w:val="20"/>
+          <w:szCs w:val="20"/>
+        </w:rPr>
+        <w:t xml:space="preserve">A) O(n)</w:t>
+      </w:r>
+    </w:p>
+    <w:p>
+      <w:pPr>
+        <w:spacing w:after="60"/>
+        <w:ind w:left="360"/>
+      </w:pPr>
+      <w:r>
+        <w:rPr>
+          <w:rFonts w:ascii="Arial" w:cs="Arial" w:eastAsia="Arial" w:hAnsi="Arial"/>
+          <w:sz w:val="20"/>
+          <w:szCs w:val="20"/>
+        </w:rPr>
+        <w:t xml:space="preserve">• </w:t>
+      </w:r>
+      <w:r>
+        <w:rPr>
+          <w:rFonts w:ascii="Arial" w:cs="Arial" w:eastAsia="Arial" w:hAnsi="Arial"/>
+          <w:sz w:val="20"/>
+          <w:szCs w:val="20"/>
+        </w:rPr>
+        <w:t xml:space="preserve">B) O(n log n)</w:t>
+      </w:r>
+    </w:p>
+    <w:p>
+      <w:pPr>
+        <w:spacing w:after="60"/>
+        <w:ind w:left="360"/>
+      </w:pPr>
+      <w:r>
+        <w:rPr>
+          <w:rFonts w:ascii="Arial" w:cs="Arial" w:eastAsia="Arial" w:hAnsi="Arial"/>
+          <w:sz w:val="20"/>
+          <w:szCs w:val="20"/>
+        </w:rPr>
+        <w:t xml:space="preserve">• </w:t>
+      </w:r>
+      <w:r>
+        <w:rPr>
+          <w:rFonts w:ascii="Arial" w:cs="Arial" w:eastAsia="Arial" w:hAnsi="Arial"/>
+          <w:sz w:val="20"/>
+          <w:szCs w:val="20"/>
+        </w:rPr>
+        <w:t xml:space="preserve">C) O(n²)</w:t>
+      </w:r>
+    </w:p>
+    <w:p>
+      <w:pPr>
+        <w:spacing w:after="60"/>
+        <w:ind w:left="360"/>
+      </w:pPr>
+      <w:r>
+        <w:rPr>
+          <w:rFonts w:ascii="Arial" w:cs="Arial" w:eastAsia="Arial" w:hAnsi="Arial"/>
+          <w:sz w:val="20"/>
+          <w:szCs w:val="20"/>
+        </w:rPr>
+        <w:t xml:space="preserve">• </w:t>
+      </w:r>
+      <w:r>
+        <w:rPr>
+          <w:rFonts w:ascii="Arial" w:cs="Arial" w:eastAsia="Arial" w:hAnsi="Arial"/>
+          <w:sz w:val="20"/>
+          <w:szCs w:val="20"/>
+        </w:rPr>
+        <w:t xml:space="preserve">D) O(log n)</w:t>
+      </w:r>
+    </w:p>
+    <w:p>
+      <w:pPr>
+        <w:spacing w:after="60"/>
+      </w:pPr>
+      <w:r>
+        <w:rPr>
+          <w:rFonts w:ascii="Arial" w:cs="Arial" w:eastAsia="Arial" w:hAnsi="Arial"/>
+          <w:sz w:val="20"/>
+          <w:szCs w:val="20"/>
+        </w:rPr>
+        <w:t xml:space="preserve">2.2 Merge sort's divide-and-conquer approach makes it O(n log n). What is the main disadvantage?</w:t>
+      </w:r>
+    </w:p>
+    <w:p>
+      <w:pPr>
+        <w:spacing w:after="60"/>
+        <w:ind w:left="360"/>
+      </w:pPr>
+      <w:r>
+        <w:rPr>
+          <w:rFonts w:ascii="Arial" w:cs="Arial" w:eastAsia="Arial" w:hAnsi="Arial"/>
+          <w:sz w:val="20"/>
+          <w:szCs w:val="20"/>
+        </w:rPr>
+        <w:t xml:space="preserve">• </w:t>
+      </w:r>
+      <w:r>
+        <w:rPr>
+          <w:rFonts w:ascii="Arial" w:cs="Arial" w:eastAsia="Arial" w:hAnsi="Arial"/>
+          <w:sz w:val="20"/>
+          <w:szCs w:val="20"/>
+        </w:rPr>
+        <w:t xml:space="preserve">A) It's hard to understand</w:t>
+      </w:r>
+    </w:p>
+    <w:p>
+      <w:pPr>
+        <w:spacing w:after="60"/>
+        <w:ind w:left="360"/>
+      </w:pPr>
+      <w:r>
+        <w:rPr>
+          <w:rFonts w:ascii="Arial" w:cs="Arial" w:eastAsia="Arial" w:hAnsi="Arial"/>
+          <w:sz w:val="20"/>
+          <w:szCs w:val="20"/>
+        </w:rPr>
+        <w:t xml:space="preserve">• </w:t>
+      </w:r>
+      <w:r>
+        <w:rPr>
+          <w:rFonts w:ascii="Arial" w:cs="Arial" w:eastAsia="Arial" w:hAnsi="Arial"/>
+          <w:sz w:val="20"/>
+          <w:szCs w:val="20"/>
+        </w:rPr>
+        <w:t xml:space="preserve">B) It requires O(n) extra space for merging</w:t>
+      </w:r>
+    </w:p>
+    <w:p>
+      <w:pPr>
+        <w:spacing w:after="60"/>
+        <w:ind w:left="360"/>
+      </w:pPr>
+      <w:r>
+        <w:rPr>
+          <w:rFonts w:ascii="Arial" w:cs="Arial" w:eastAsia="Arial" w:hAnsi="Arial"/>
+          <w:sz w:val="20"/>
+          <w:szCs w:val="20"/>
+        </w:rPr>
+        <w:t xml:space="preserve">• </w:t>
+      </w:r>
+      <w:r>
+        <w:rPr>
+          <w:rFonts w:ascii="Arial" w:cs="Arial" w:eastAsia="Arial" w:hAnsi="Arial"/>
+          <w:sz w:val="20"/>
+          <w:szCs w:val="20"/>
+        </w:rPr>
+        <w:t xml:space="preserve">C) It doesn't work on linked lists</w:t>
+      </w:r>
+    </w:p>
+    <w:p>
+      <w:pPr>
+        <w:spacing w:after="60"/>
+        <w:ind w:left="360"/>
+      </w:pPr>
+      <w:r>
+        <w:rPr>
+          <w:rFonts w:ascii="Arial" w:cs="Arial" w:eastAsia="Arial" w:hAnsi="Arial"/>
+          <w:sz w:val="20"/>
+          <w:szCs w:val="20"/>
+        </w:rPr>
+        <w:t xml:space="preserve">• </w:t>
+      </w:r>
+      <w:r>
+        <w:rPr>
+          <w:rFonts w:ascii="Arial" w:cs="Arial" w:eastAsia="Arial" w:hAnsi="Arial"/>
+          <w:sz w:val="20"/>
+          <w:szCs w:val="20"/>
+        </w:rPr>
+        <w:t xml:space="preserve">D) It performs poorly on small arrays</w:t>
+      </w:r>
+    </w:p>
+    <w:p>
+      <w:pPr>
+        <w:spacing w:after="60"/>
+      </w:pPr>
+      <w:r>
+        <w:rPr>
+          <w:rFonts w:ascii="Arial" w:cs="Arial" w:eastAsia="Arial" w:hAnsi="Arial"/>
+          <w:sz w:val="20"/>
+          <w:szCs w:val="20"/>
+        </w:rPr>
+        <w:t xml:space="preserve">2.3 When is binary search the appropriate choice?</w:t>
+      </w:r>
+    </w:p>
+    <w:p>
+      <w:pPr>
+        <w:spacing w:after="60"/>
+        <w:ind w:left="360"/>
+      </w:pPr>
+      <w:r>
+        <w:rPr>
+          <w:rFonts w:ascii="Arial" w:cs="Arial" w:eastAsia="Arial" w:hAnsi="Arial"/>
+          <w:sz w:val="20"/>
+          <w:szCs w:val="20"/>
+        </w:rPr>
+        <w:t xml:space="preserve">• </w:t>
+      </w:r>
+      <w:r>
+        <w:rPr>
+          <w:rFonts w:ascii="Arial" w:cs="Arial" w:eastAsia="Arial" w:hAnsi="Arial"/>
+          <w:sz w:val="20"/>
+          <w:szCs w:val="20"/>
+        </w:rPr>
+        <w:t xml:space="preserve">A) When the array is unsorted</w:t>
+      </w:r>
+    </w:p>
+    <w:p>
+      <w:pPr>
+        <w:spacing w:after="60"/>
+        <w:ind w:left="360"/>
+      </w:pPr>
+      <w:r>
+        <w:rPr>
+          <w:rFonts w:ascii="Arial" w:cs="Arial" w:eastAsia="Arial" w:hAnsi="Arial"/>
+          <w:sz w:val="20"/>
+          <w:szCs w:val="20"/>
+        </w:rPr>
+        <w:t xml:space="preserve">• </w:t>
+      </w:r>
+      <w:r>
+        <w:rPr>
+          <w:rFonts w:ascii="Arial" w:cs="Arial" w:eastAsia="Arial" w:hAnsi="Arial"/>
+          <w:sz w:val="20"/>
+          <w:szCs w:val="20"/>
+        </w:rPr>
+        <w:t xml:space="preserve">B) When you need to find all occurrences</w:t>
+      </w:r>
+    </w:p>
+    <w:p>
+      <w:pPr>
+        <w:spacing w:after="60"/>
+        <w:ind w:left="360"/>
+      </w:pPr>
+      <w:r>
+        <w:rPr>
+          <w:rFonts w:ascii="Arial" w:cs="Arial" w:eastAsia="Arial" w:hAnsi="Arial"/>
+          <w:sz w:val="20"/>
+          <w:szCs w:val="20"/>
+        </w:rPr>
+        <w:t xml:space="preserve">• </w:t>
+      </w:r>
+      <w:r>
+        <w:rPr>
+          <w:rFonts w:ascii="Arial" w:cs="Arial" w:eastAsia="Arial" w:hAnsi="Arial"/>
+          <w:sz w:val="20"/>
+          <w:szCs w:val="20"/>
+        </w:rPr>
+        <w:t xml:space="preserve">C) When the array is sorted AND you're searching for a single value</w:t>
+      </w:r>
+    </w:p>
+    <w:p>
+      <w:pPr>
+        <w:spacing w:after="60"/>
+        <w:ind w:left="360"/>
+      </w:pPr>
+      <w:r>
+        <w:rPr>
+          <w:rFonts w:ascii="Arial" w:cs="Arial" w:eastAsia="Arial" w:hAnsi="Arial"/>
+          <w:sz w:val="20"/>
+          <w:szCs w:val="20"/>
+        </w:rPr>
+        <w:t xml:space="preserve">• </w:t>
+      </w:r>
+      <w:r>
+        <w:rPr>
+          <w:rFonts w:ascii="Arial" w:cs="Arial" w:eastAsia="Arial" w:hAnsi="Arial"/>
+          <w:sz w:val="20"/>
+          <w:szCs w:val="20"/>
+        </w:rPr>
+        <w:t xml:space="preserve">D) Never — linear search is always better</w:t>
+      </w:r>
+    </w:p>
+    <w:p>
+      <w:pPr>
+        <w:spacing w:after="60"/>
+      </w:pPr>
+      <w:r>
+        <w:rPr>
+          <w:rFonts w:ascii="Arial" w:cs="Arial" w:eastAsia="Arial" w:hAnsi="Arial"/>
+          <w:sz w:val="20"/>
+          <w:szCs w:val="20"/>
+        </w:rPr>
+        <w:t xml:space="preserve">2.4 Which sorting algorithm is most efficient when the data is nearly sorted?</w:t>
+      </w:r>
+    </w:p>
+    <w:p>
+      <w:pPr>
+        <w:spacing w:after="60"/>
+        <w:ind w:left="360"/>
+      </w:pPr>
+      <w:r>
+        <w:rPr>
+          <w:rFonts w:ascii="Arial" w:cs="Arial" w:eastAsia="Arial" w:hAnsi="Arial"/>
+          <w:sz w:val="20"/>
+          <w:szCs w:val="20"/>
+        </w:rPr>
+        <w:t xml:space="preserve">• </w:t>
+      </w:r>
+      <w:r>
+        <w:rPr>
+          <w:rFonts w:ascii="Arial" w:cs="Arial" w:eastAsia="Arial" w:hAnsi="Arial"/>
+          <w:sz w:val="20"/>
+          <w:szCs w:val="20"/>
+        </w:rPr>
+        <w:t xml:space="preserve">A) Bubble sort (with optimization)</w:t>
+      </w:r>
+    </w:p>
+    <w:p>
+      <w:pPr>
+        <w:spacing w:after="60"/>
+        <w:ind w:left="360"/>
+      </w:pPr>
+      <w:r>
+        <w:rPr>
+          <w:rFonts w:ascii="Arial" w:cs="Arial" w:eastAsia="Arial" w:hAnsi="Arial"/>
+          <w:sz w:val="20"/>
+          <w:szCs w:val="20"/>
+        </w:rPr>
+        <w:t xml:space="preserve">• </w:t>
+      </w:r>
+      <w:r>
+        <w:rPr>
+          <w:rFonts w:ascii="Arial" w:cs="Arial" w:eastAsia="Arial" w:hAnsi="Arial"/>
+          <w:sz w:val="20"/>
+          <w:szCs w:val="20"/>
+        </w:rPr>
+        <w:t xml:space="preserve">B) Selection sort</w:t>
+      </w:r>
+    </w:p>
+    <w:p>
+      <w:pPr>
+        <w:spacing w:after="60"/>
+        <w:ind w:left="360"/>
+      </w:pPr>
+      <w:r>
+        <w:rPr>
+          <w:rFonts w:ascii="Arial" w:cs="Arial" w:eastAsia="Arial" w:hAnsi="Arial"/>
+          <w:sz w:val="20"/>
+          <w:szCs w:val="20"/>
+        </w:rPr>
+        <w:t xml:space="preserve">• </w:t>
+      </w:r>
+      <w:r>
+        <w:rPr>
+          <w:rFonts w:ascii="Arial" w:cs="Arial" w:eastAsia="Arial" w:hAnsi="Arial"/>
+          <w:sz w:val="20"/>
+          <w:szCs w:val="20"/>
+        </w:rPr>
+        <w:t xml:space="preserve">C) Merge sort</w:t>
+      </w:r>
+    </w:p>
+    <w:p>
+      <w:pPr>
+        <w:spacing w:after="60"/>
+        <w:ind w:left="360"/>
+      </w:pPr>
+      <w:r>
+        <w:rPr>
+          <w:rFonts w:ascii="Arial" w:cs="Arial" w:eastAsia="Arial" w:hAnsi="Arial"/>
+          <w:sz w:val="20"/>
+          <w:szCs w:val="20"/>
+        </w:rPr>
+        <w:t xml:space="preserve">• </w:t>
+      </w:r>
+      <w:r>
+        <w:rPr>
+          <w:rFonts w:ascii="Arial" w:cs="Arial" w:eastAsia="Arial" w:hAnsi="Arial"/>
+          <w:sz w:val="20"/>
+          <w:szCs w:val="20"/>
+        </w:rPr>
+        <w:t xml:space="preserve">D) Quick sort</w:t>
+      </w:r>
+    </w:p>
+    <w:p>
+      <w:pPr>
+        <w:spacing w:after="60"/>
+      </w:pPr>
+      <w:r>
+        <w:rPr>
+          <w:rFonts w:ascii="Arial" w:cs="Arial" w:eastAsia="Arial" w:hAnsi="Arial"/>
+          <w:sz w:val="20"/>
+          <w:szCs w:val="20"/>
+        </w:rPr>
+        <w:t xml:space="preserve">2.5 What does sorted(students, key=lambda s: s.age) do?</w:t>
+      </w:r>
+    </w:p>
+    <w:p>
+      <w:pPr>
+        <w:spacing w:after="60"/>
+        <w:ind w:left="360"/>
+      </w:pPr>
+      <w:r>
+        <w:rPr>
+          <w:rFonts w:ascii="Arial" w:cs="Arial" w:eastAsia="Arial" w:hAnsi="Arial"/>
+          <w:sz w:val="20"/>
+          <w:szCs w:val="20"/>
+        </w:rPr>
+        <w:t xml:space="preserve">• </w:t>
+      </w:r>
+      <w:r>
+        <w:rPr>
+          <w:rFonts w:ascii="Arial" w:cs="Arial" w:eastAsia="Arial" w:hAnsi="Arial"/>
+          <w:sz w:val="20"/>
+          <w:szCs w:val="20"/>
+        </w:rPr>
+        <w:t xml:space="preserve">A) Sorts by the default order</w:t>
+      </w:r>
+    </w:p>
+    <w:p>
+      <w:pPr>
+        <w:spacing w:after="60"/>
+        <w:ind w:left="360"/>
+      </w:pPr>
+      <w:r>
+        <w:rPr>
+          <w:rFonts w:ascii="Arial" w:cs="Arial" w:eastAsia="Arial" w:hAnsi="Arial"/>
+          <w:sz w:val="20"/>
+          <w:szCs w:val="20"/>
+        </w:rPr>
+        <w:t xml:space="preserve">• </w:t>
+      </w:r>
+      <w:r>
+        <w:rPr>
+          <w:rFonts w:ascii="Arial" w:cs="Arial" w:eastAsia="Arial" w:hAnsi="Arial"/>
+          <w:sz w:val="20"/>
+          <w:szCs w:val="20"/>
+        </w:rPr>
+        <w:t xml:space="preserve">B) Sorts by age in ascending order</w:t>
+      </w:r>
+    </w:p>
+    <w:p>
+      <w:pPr>
+        <w:spacing w:after="60"/>
+        <w:ind w:left="360"/>
+      </w:pPr>
+      <w:r>
+        <w:rPr>
+          <w:rFonts w:ascii="Arial" w:cs="Arial" w:eastAsia="Arial" w:hAnsi="Arial"/>
+          <w:sz w:val="20"/>
+          <w:szCs w:val="20"/>
+        </w:rPr>
+        <w:t xml:space="preserve">• </w:t>
+      </w:r>
+      <w:r>
+        <w:rPr>
+          <w:rFonts w:ascii="Arial" w:cs="Arial" w:eastAsia="Arial" w:hAnsi="Arial"/>
+          <w:sz w:val="20"/>
+          <w:szCs w:val="20"/>
+        </w:rPr>
+        <w:t xml:space="preserve">C) Sorts by age in descending order</w:t>
+      </w:r>
+    </w:p>
+    <w:p>
+      <w:pPr>
+        <w:spacing w:after="60"/>
+        <w:ind w:left="360"/>
+      </w:pPr>
+      <w:r>
+        <w:rPr>
+          <w:rFonts w:ascii="Arial" w:cs="Arial" w:eastAsia="Arial" w:hAnsi="Arial"/>
+          <w:sz w:val="20"/>
+          <w:szCs w:val="20"/>
+        </w:rPr>
+        <w:t xml:space="preserve">• </w:t>
+      </w:r>
+      <w:r>
+        <w:rPr>
+          <w:rFonts w:ascii="Arial" w:cs="Arial" w:eastAsia="Arial" w:hAnsi="Arial"/>
+          <w:sz w:val="20"/>
+          <w:szCs w:val="20"/>
+        </w:rPr>
+        <w:t xml:space="preserve">D) Deletes students under a certain age</w:t>
+      </w:r>
+    </w:p>
+    <w:p>
+      <w:pPr>
+        <w:spacing w:after="60"/>
+      </w:pPr>
+      <w:r>
+        <w:rPr>
+          <w:rFonts w:ascii="Arial" w:cs="Arial" w:eastAsia="Arial" w:hAnsi="Arial"/>
+          <w:sz w:val="20"/>
+          <w:szCs w:val="20"/>
+        </w:rPr>
+        <w:t xml:space="preserve">2.6 What is the best case time complexity of quick sort?</w:t>
+      </w:r>
+    </w:p>
+    <w:p>
+      <w:pPr>
+        <w:spacing w:after="60"/>
+        <w:ind w:left="360"/>
+      </w:pPr>
+      <w:r>
+        <w:rPr>
+          <w:rFonts w:ascii="Arial" w:cs="Arial" w:eastAsia="Arial" w:hAnsi="Arial"/>
+          <w:sz w:val="20"/>
+          <w:szCs w:val="20"/>
+        </w:rPr>
+        <w:t xml:space="preserve">• </w:t>
+      </w:r>
+      <w:r>
+        <w:rPr>
+          <w:rFonts w:ascii="Arial" w:cs="Arial" w:eastAsia="Arial" w:hAnsi="Arial"/>
+          <w:sz w:val="20"/>
+          <w:szCs w:val="20"/>
+        </w:rPr>
+        <w:t xml:space="preserve">A) O(n)</w:t>
+      </w:r>
+    </w:p>
+    <w:p>
+      <w:pPr>
+        <w:spacing w:after="60"/>
+        <w:ind w:left="360"/>
+      </w:pPr>
+      <w:r>
+        <w:rPr>
+          <w:rFonts w:ascii="Arial" w:cs="Arial" w:eastAsia="Arial" w:hAnsi="Arial"/>
+          <w:sz w:val="20"/>
+          <w:szCs w:val="20"/>
+        </w:rPr>
+        <w:t xml:space="preserve">• </w:t>
+      </w:r>
+      <w:r>
+        <w:rPr>
+          <w:rFonts w:ascii="Arial" w:cs="Arial" w:eastAsia="Arial" w:hAnsi="Arial"/>
+          <w:sz w:val="20"/>
+          <w:szCs w:val="20"/>
+        </w:rPr>
+        <w:t xml:space="preserve">B) O(n log n)</w:t>
+      </w:r>
+    </w:p>
+    <w:p>
+      <w:pPr>
+        <w:spacing w:after="60"/>
+        <w:ind w:left="360"/>
+      </w:pPr>
+      <w:r>
+        <w:rPr>
+          <w:rFonts w:ascii="Arial" w:cs="Arial" w:eastAsia="Arial" w:hAnsi="Arial"/>
+          <w:sz w:val="20"/>
+          <w:szCs w:val="20"/>
+        </w:rPr>
+        <w:t xml:space="preserve">• </w:t>
+      </w:r>
+      <w:r>
+        <w:rPr>
+          <w:rFonts w:ascii="Arial" w:cs="Arial" w:eastAsia="Arial" w:hAnsi="Arial"/>
+          <w:sz w:val="20"/>
+          <w:szCs w:val="20"/>
+        </w:rPr>
+        <w:t xml:space="preserve">C) O(n²)</w:t>
+      </w:r>
+    </w:p>
+    <w:p>
+      <w:pPr>
+        <w:spacing w:after="60"/>
+        <w:ind w:left="360"/>
+      </w:pPr>
+      <w:r>
+        <w:rPr>
+          <w:rFonts w:ascii="Arial" w:cs="Arial" w:eastAsia="Arial" w:hAnsi="Arial"/>
+          <w:sz w:val="20"/>
+          <w:szCs w:val="20"/>
+        </w:rPr>
+        <w:t xml:space="preserve">• </w:t>
+      </w:r>
+      <w:r>
+        <w:rPr>
+          <w:rFonts w:ascii="Arial" w:cs="Arial" w:eastAsia="Arial" w:hAnsi="Arial"/>
+          <w:sz w:val="20"/>
+          <w:szCs w:val="20"/>
+        </w:rPr>
+        <w:t xml:space="preserve">D) O(log n)</w:t>
+      </w:r>
+    </w:p>
+    <w:p>
+      <w:pPr>
+        <w:spacing w:after="60"/>
+      </w:pPr>
+      <w:r>
+        <w:rPr>
+          <w:rFonts w:ascii="Arial" w:cs="Arial" w:eastAsia="Arial" w:hAnsi="Arial"/>
+          <w:sz w:val="20"/>
+          <w:szCs w:val="20"/>
+        </w:rPr>
+        <w:t xml:space="preserve">2.7 A recursive function MUST have:</w:t>
+      </w:r>
+    </w:p>
+    <w:p>
+      <w:pPr>
+        <w:spacing w:after="60"/>
+        <w:ind w:left="360"/>
+      </w:pPr>
+      <w:r>
+        <w:rPr>
+          <w:rFonts w:ascii="Arial" w:cs="Arial" w:eastAsia="Arial" w:hAnsi="Arial"/>
+          <w:sz w:val="20"/>
+          <w:szCs w:val="20"/>
+        </w:rPr>
+        <w:t xml:space="preserve">• </w:t>
+      </w:r>
+      <w:r>
+        <w:rPr>
+          <w:rFonts w:ascii="Arial" w:cs="Arial" w:eastAsia="Arial" w:hAnsi="Arial"/>
+          <w:sz w:val="20"/>
+          <w:szCs w:val="20"/>
+        </w:rPr>
+        <w:t xml:space="preserve">A) A loop</w:t>
+      </w:r>
+    </w:p>
+    <w:p>
+      <w:pPr>
+        <w:spacing w:after="60"/>
+        <w:ind w:left="360"/>
+      </w:pPr>
+      <w:r>
+        <w:rPr>
+          <w:rFonts w:ascii="Arial" w:cs="Arial" w:eastAsia="Arial" w:hAnsi="Arial"/>
+          <w:sz w:val="20"/>
+          <w:szCs w:val="20"/>
+        </w:rPr>
+        <w:t xml:space="preserve">• </w:t>
+      </w:r>
+      <w:r>
+        <w:rPr>
+          <w:rFonts w:ascii="Arial" w:cs="Arial" w:eastAsia="Arial" w:hAnsi="Arial"/>
+          <w:sz w:val="20"/>
+          <w:szCs w:val="20"/>
+        </w:rPr>
+        <w:t xml:space="preserve">B) A base case and a recursive case</w:t>
+      </w:r>
+    </w:p>
+    <w:p>
+      <w:pPr>
+        <w:spacing w:after="60"/>
+        <w:ind w:left="360"/>
+      </w:pPr>
+      <w:r>
+        <w:rPr>
+          <w:rFonts w:ascii="Arial" w:cs="Arial" w:eastAsia="Arial" w:hAnsi="Arial"/>
+          <w:sz w:val="20"/>
+          <w:szCs w:val="20"/>
+        </w:rPr>
+        <w:t xml:space="preserve">• </w:t>
+      </w:r>
+      <w:r>
+        <w:rPr>
+          <w:rFonts w:ascii="Arial" w:cs="Arial" w:eastAsia="Arial" w:hAnsi="Arial"/>
+          <w:sz w:val="20"/>
+          <w:szCs w:val="20"/>
+        </w:rPr>
+        <w:t xml:space="preserve">C) A global variable</w:t>
+      </w:r>
+    </w:p>
+    <w:p>
+      <w:pPr>
+        <w:spacing w:after="60"/>
+        <w:ind w:left="360"/>
+      </w:pPr>
+      <w:r>
+        <w:rPr>
+          <w:rFonts w:ascii="Arial" w:cs="Arial" w:eastAsia="Arial" w:hAnsi="Arial"/>
+          <w:sz w:val="20"/>
+          <w:szCs w:val="20"/>
+        </w:rPr>
+        <w:t xml:space="preserve">• </w:t>
+      </w:r>
+      <w:r>
+        <w:rPr>
+          <w:rFonts w:ascii="Arial" w:cs="Arial" w:eastAsia="Arial" w:hAnsi="Arial"/>
+          <w:sz w:val="20"/>
+          <w:szCs w:val="20"/>
+        </w:rPr>
+        <w:t xml:space="preserve">D) A return statement</w:t>
+      </w:r>
+    </w:p>
+    <w:p>
+      <w:pPr>
+        <w:spacing w:after="60"/>
+      </w:pPr>
+      <w:r>
+        <w:rPr>
+          <w:rFonts w:ascii="Arial" w:cs="Arial" w:eastAsia="Arial" w:hAnsi="Arial"/>
+          <w:sz w:val="20"/>
+          <w:szCs w:val="20"/>
+        </w:rPr>
+        <w:t xml:space="preserve">2.8 What is the time complexity of linear search?</w:t>
+      </w:r>
+    </w:p>
+    <w:p>
+      <w:pPr>
+        <w:spacing w:after="60"/>
+        <w:ind w:left="360"/>
+      </w:pPr>
+      <w:r>
+        <w:rPr>
+          <w:rFonts w:ascii="Arial" w:cs="Arial" w:eastAsia="Arial" w:hAnsi="Arial"/>
+          <w:sz w:val="20"/>
+          <w:szCs w:val="20"/>
+        </w:rPr>
+        <w:t xml:space="preserve">• </w:t>
+      </w:r>
+      <w:r>
+        <w:rPr>
+          <w:rFonts w:ascii="Arial" w:cs="Arial" w:eastAsia="Arial" w:hAnsi="Arial"/>
+          <w:sz w:val="20"/>
+          <w:szCs w:val="20"/>
+        </w:rPr>
+        <w:t xml:space="preserve">A) O(1)</w:t>
+      </w:r>
+    </w:p>
+    <w:p>
+      <w:pPr>
+        <w:spacing w:after="60"/>
+        <w:ind w:left="360"/>
+      </w:pPr>
+      <w:r>
+        <w:rPr>
+          <w:rFonts w:ascii="Arial" w:cs="Arial" w:eastAsia="Arial" w:hAnsi="Arial"/>
+          <w:sz w:val="20"/>
+          <w:szCs w:val="20"/>
+        </w:rPr>
+        <w:t xml:space="preserve">• </w:t>
+      </w:r>
+      <w:r>
+        <w:rPr>
+          <w:rFonts w:ascii="Arial" w:cs="Arial" w:eastAsia="Arial" w:hAnsi="Arial"/>
+          <w:sz w:val="20"/>
+          <w:szCs w:val="20"/>
+        </w:rPr>
+        <w:t xml:space="preserve">B) O(log n)</w:t>
+      </w:r>
+    </w:p>
+    <w:p>
+      <w:pPr>
+        <w:spacing w:after="60"/>
+        <w:ind w:left="360"/>
+      </w:pPr>
+      <w:r>
+        <w:rPr>
+          <w:rFonts w:ascii="Arial" w:cs="Arial" w:eastAsia="Arial" w:hAnsi="Arial"/>
+          <w:sz w:val="20"/>
+          <w:szCs w:val="20"/>
+        </w:rPr>
+        <w:t xml:space="preserve">• </w:t>
+      </w:r>
+      <w:r>
+        <w:rPr>
+          <w:rFonts w:ascii="Arial" w:cs="Arial" w:eastAsia="Arial" w:hAnsi="Arial"/>
+          <w:sz w:val="20"/>
+          <w:szCs w:val="20"/>
+        </w:rPr>
+        <w:t xml:space="preserve">C) O(n)</w:t>
+      </w:r>
+    </w:p>
+    <w:p>
+      <w:pPr>
+        <w:spacing w:after="60"/>
+        <w:ind w:left="360"/>
+      </w:pPr>
+      <w:r>
+        <w:rPr>
+          <w:rFonts w:ascii="Arial" w:cs="Arial" w:eastAsia="Arial" w:hAnsi="Arial"/>
+          <w:sz w:val="20"/>
+          <w:szCs w:val="20"/>
+        </w:rPr>
+        <w:t xml:space="preserve">• </w:t>
+      </w:r>
+      <w:r>
+        <w:rPr>
+          <w:rFonts w:ascii="Arial" w:cs="Arial" w:eastAsia="Arial" w:hAnsi="Arial"/>
+          <w:sz w:val="20"/>
+          <w:szCs w:val="20"/>
+        </w:rPr>
+        <w:t xml:space="preserve">D) O(n²)</w:t>
+      </w:r>
+    </w:p>
+    <w:p>
+      <w:pPr>
+        <w:spacing w:after="60"/>
+      </w:pPr>
+      <w:r>
+        <w:rPr>
+          <w:rFonts w:ascii="Arial" w:cs="Arial" w:eastAsia="Arial" w:hAnsi="Arial"/>
+          <w:sz w:val="20"/>
+          <w:szCs w:val="20"/>
+        </w:rPr>
+        <w:t xml:space="preserve">2.9 In the recursive function factorial(n) = n * factorial(n-1), what is the base case?</w:t>
+      </w:r>
+    </w:p>
+    <w:p>
+      <w:pPr>
+        <w:spacing w:after="60"/>
+        <w:ind w:left="360"/>
+      </w:pPr>
+      <w:r>
+        <w:rPr>
+          <w:rFonts w:ascii="Arial" w:cs="Arial" w:eastAsia="Arial" w:hAnsi="Arial"/>
+          <w:sz w:val="20"/>
+          <w:szCs w:val="20"/>
+        </w:rPr>
+        <w:t xml:space="preserve">• </w:t>
+      </w:r>
+      <w:r>
+        <w:rPr>
+          <w:rFonts w:ascii="Arial" w:cs="Arial" w:eastAsia="Arial" w:hAnsi="Arial"/>
+          <w:sz w:val="20"/>
+          <w:szCs w:val="20"/>
+        </w:rPr>
+        <w:t xml:space="preserve">A) factorial(n) = n * factorial(n-1)</w:t>
+      </w:r>
+    </w:p>
+    <w:p>
+      <w:pPr>
+        <w:spacing w:after="60"/>
+        <w:ind w:left="360"/>
+      </w:pPr>
+      <w:r>
+        <w:rPr>
+          <w:rFonts w:ascii="Arial" w:cs="Arial" w:eastAsia="Arial" w:hAnsi="Arial"/>
+          <w:sz w:val="20"/>
+          <w:szCs w:val="20"/>
+        </w:rPr>
+        <w:t xml:space="preserve">• </w:t>
+      </w:r>
+      <w:r>
+        <w:rPr>
+          <w:rFonts w:ascii="Arial" w:cs="Arial" w:eastAsia="Arial" w:hAnsi="Arial"/>
+          <w:sz w:val="20"/>
+          <w:szCs w:val="20"/>
+        </w:rPr>
+        <w:t xml:space="preserve">B) if n == 0: return 1</w:t>
+      </w:r>
+    </w:p>
+    <w:p>
+      <w:pPr>
+        <w:spacing w:after="60"/>
+        <w:ind w:left="360"/>
+      </w:pPr>
+      <w:r>
+        <w:rPr>
+          <w:rFonts w:ascii="Arial" w:cs="Arial" w:eastAsia="Arial" w:hAnsi="Arial"/>
+          <w:sz w:val="20"/>
+          <w:szCs w:val="20"/>
+        </w:rPr>
+        <w:t xml:space="preserve">• </w:t>
+      </w:r>
+      <w:r>
+        <w:rPr>
+          <w:rFonts w:ascii="Arial" w:cs="Arial" w:eastAsia="Arial" w:hAnsi="Arial"/>
+          <w:sz w:val="20"/>
+          <w:szCs w:val="20"/>
+        </w:rPr>
+        <w:t xml:space="preserve">C) if n == 1: return 1</w:t>
+      </w:r>
+    </w:p>
+    <w:p>
+      <w:pPr>
+        <w:spacing w:after="60"/>
+        <w:ind w:left="360"/>
+      </w:pPr>
+      <w:r>
+        <w:rPr>
+          <w:rFonts w:ascii="Arial" w:cs="Arial" w:eastAsia="Arial" w:hAnsi="Arial"/>
+          <w:sz w:val="20"/>
+          <w:szCs w:val="20"/>
+        </w:rPr>
+        <w:t xml:space="preserve">• </w:t>
+      </w:r>
+      <w:r>
+        <w:rPr>
+          <w:rFonts w:ascii="Arial" w:cs="Arial" w:eastAsia="Arial" w:hAnsi="Arial"/>
+          <w:sz w:val="20"/>
+          <w:szCs w:val="20"/>
+        </w:rPr>
+        <w:t xml:space="preserve">D) Both B and C are valid base cases</w:t>
+      </w:r>
+    </w:p>
+    <w:p>
+      <w:pPr>
+        <w:spacing w:after="60"/>
+      </w:pPr>
+      <w:r>
+        <w:rPr>
+          <w:rFonts w:ascii="Arial" w:cs="Arial" w:eastAsia="Arial" w:hAnsi="Arial"/>
+          <w:sz w:val="20"/>
+          <w:szCs w:val="20"/>
+        </w:rPr>
+        <w:t xml:space="preserve">2.10 Which of these is true about Python's sorted() function?</w:t>
+      </w:r>
+    </w:p>
+    <w:p>
+      <w:pPr>
+        <w:spacing w:after="60"/>
+        <w:ind w:left="360"/>
+      </w:pPr>
+      <w:r>
+        <w:rPr>
+          <w:rFonts w:ascii="Arial" w:cs="Arial" w:eastAsia="Arial" w:hAnsi="Arial"/>
+          <w:sz w:val="20"/>
+          <w:szCs w:val="20"/>
+        </w:rPr>
+        <w:t xml:space="preserve">• </w:t>
+      </w:r>
+      <w:r>
+        <w:rPr>
+          <w:rFonts w:ascii="Arial" w:cs="Arial" w:eastAsia="Arial" w:hAnsi="Arial"/>
+          <w:sz w:val="20"/>
+          <w:szCs w:val="20"/>
+        </w:rPr>
+        <w:t xml:space="preserve">A) It uses bubble sort internally</w:t>
+      </w:r>
+    </w:p>
+    <w:p>
+      <w:pPr>
+        <w:spacing w:after="60"/>
+        <w:ind w:left="360"/>
+      </w:pPr>
+      <w:r>
+        <w:rPr>
+          <w:rFonts w:ascii="Arial" w:cs="Arial" w:eastAsia="Arial" w:hAnsi="Arial"/>
+          <w:sz w:val="20"/>
+          <w:szCs w:val="20"/>
+        </w:rPr>
+        <w:t xml:space="preserve">• </w:t>
+      </w:r>
+      <w:r>
+        <w:rPr>
+          <w:rFonts w:ascii="Arial" w:cs="Arial" w:eastAsia="Arial" w:hAnsi="Arial"/>
+          <w:sz w:val="20"/>
+          <w:szCs w:val="20"/>
+        </w:rPr>
+        <w:t xml:space="preserve">B) It uses Timsort, a hybrid algorithm combining merge sort and insertion sort</w:t>
+      </w:r>
+    </w:p>
+    <w:p>
+      <w:pPr>
+        <w:spacing w:after="60"/>
+        <w:ind w:left="360"/>
+      </w:pPr>
+      <w:r>
+        <w:rPr>
+          <w:rFonts w:ascii="Arial" w:cs="Arial" w:eastAsia="Arial" w:hAnsi="Arial"/>
+          <w:sz w:val="20"/>
+          <w:szCs w:val="20"/>
+        </w:rPr>
+        <w:t xml:space="preserve">• </w:t>
+      </w:r>
+      <w:r>
+        <w:rPr>
+          <w:rFonts w:ascii="Arial" w:cs="Arial" w:eastAsia="Arial" w:hAnsi="Arial"/>
+          <w:sz w:val="20"/>
+          <w:szCs w:val="20"/>
+        </w:rPr>
+        <w:t xml:space="preserve">C) It's slower than merge sort</w:t>
+      </w:r>
+    </w:p>
+    <w:p>
+      <w:pPr>
+        <w:spacing w:after="60"/>
+        <w:ind w:left="360"/>
+      </w:pPr>
+      <w:r>
+        <w:rPr>
+          <w:rFonts w:ascii="Arial" w:cs="Arial" w:eastAsia="Arial" w:hAnsi="Arial"/>
+          <w:sz w:val="20"/>
+          <w:szCs w:val="20"/>
+        </w:rPr>
+        <w:t xml:space="preserve">• </w:t>
+      </w:r>
+      <w:r>
+        <w:rPr>
+          <w:rFonts w:ascii="Arial" w:cs="Arial" w:eastAsia="Arial" w:hAnsi="Arial"/>
+          <w:sz w:val="20"/>
+          <w:szCs w:val="20"/>
+        </w:rPr>
+        <w:t xml:space="preserve">D) It requires the array to be pre-sorted</w:t>
+      </w:r>
+    </w:p>
+    <w:p>
+      <w:pPr>
+        <w:spacing w:after="60"/>
+      </w:pPr>
+      <w:r>
+        <w:rPr>
+          <w:rFonts w:ascii="Arial" w:cs="Arial" w:eastAsia="Arial" w:hAnsi="Arial"/>
+          <w:sz w:val="20"/>
+          <w:szCs w:val="20"/>
+        </w:rPr>
+        <w:t xml:space="preserve">Answer in 2-4 sentences. Show your reasoning.</w:t>
+      </w:r>
+    </w:p>
+    <w:p>
+      <w:pPr>
+        <w:spacing w:after="60"/>
+      </w:pPr>
+      <w:r>
+        <w:rPr>
+          <w:rFonts w:ascii="Arial" w:cs="Arial" w:eastAsia="Arial" w:hAnsi="Arial"/>
+          <w:sz w:val="20"/>
+          <w:szCs w:val="20"/>
+        </w:rPr>
+        <w:t xml:space="preserve">3.1 (4 points): Explain why binary search requires the array to be sorted, but linear search does not.</w:t>
+      </w:r>
+    </w:p>
+    <w:p>
+      <w:pPr>
+        <w:spacing w:after="60"/>
+      </w:pPr>
+      <w:r>
+        <w:rPr>
+          <w:rFonts w:ascii="Arial" w:cs="Arial" w:eastAsia="Arial" w:hAnsi="Arial"/>
+          <w:sz w:val="20"/>
+          <w:szCs w:val="20"/>
+        </w:rPr>
+        <w:t xml:space="preserve">3.2 (4 points): You have 1 million numbers to sort. Would you choose bubble sort or merge sort? Why?</w:t>
+      </w:r>
+    </w:p>
+    <w:p>
+      <w:pPr>
+        <w:spacing w:after="60"/>
+      </w:pPr>
+      <w:r>
+        <w:rPr>
+          <w:rFonts w:ascii="Arial" w:cs="Arial" w:eastAsia="Arial" w:hAnsi="Arial"/>
+          <w:sz w:val="20"/>
+          <w:szCs w:val="20"/>
+        </w:rPr>
+        <w:t xml:space="preserve">3.3 (4 points): Write a one-sentence explanation of what "divide and conquer" means in the context of merge sort.</w:t>
+      </w:r>
+    </w:p>
+    <w:p>
+      <w:pPr>
+        <w:spacing w:after="60"/>
+      </w:pPr>
+      <w:r>
+        <w:rPr>
+          <w:rFonts w:ascii="Arial" w:cs="Arial" w:eastAsia="Arial" w:hAnsi="Arial"/>
+          <w:sz w:val="20"/>
+          <w:szCs w:val="20"/>
+        </w:rPr>
+        <w:t xml:space="preserve">3.4 (4 points): A recursive function has the call stack: fib(5) → fib(4) → fib(3) → fib(2) → fib(1) → return 1. Explain what happens next on the call stack.</w:t>
+      </w:r>
+    </w:p>
+    <w:p>
+      <w:pPr>
+        <w:spacing w:after="60"/>
+      </w:pPr>
+      <w:r>
+        <w:rPr>
+          <w:rFonts w:ascii="Arial" w:cs="Arial" w:eastAsia="Arial" w:hAnsi="Arial"/>
+          <w:sz w:val="20"/>
+          <w:szCs w:val="20"/>
+        </w:rPr>
+        <w:t xml:space="preserve">3.5 (4 points): Compare insertion sort and bubble sort. Under what conditions might you prefer insertion sort?</w:t>
+      </w:r>
+    </w:p>
+    <w:p>
+      <w:pPr>
+        <w:spacing w:after="160"/>
       </w:pPr>
     </w:p>
     <w:p>
@@ -4007,6 +5900,94 @@
       <w:pPr>
         <w:spacing w:after="120"/>
       </w:pPr>
+    </w:p>
+    <w:p>
+      <w:pPr>
+        <w:pBdr>
+          <w:bottom w:val="single" w:color="1B7A4A" w:sz="4" w:space="4"/>
+        </w:pBdr>
+        <w:spacing w:after="100" w:before="120"/>
+      </w:pPr>
+      <w:r>
+        <w:rPr>
+          <w:rFonts w:ascii="Arial" w:cs="Arial" w:eastAsia="Arial" w:hAnsi="Arial"/>
+          <w:b/>
+          <w:bCs/>
+          <w:color w:val="1B7A4A"/>
+          <w:sz w:val="24"/>
+          <w:szCs w:val="24"/>
+        </w:rPr>
+        <w:t xml:space="preserve">Practice Problems</w:t>
+      </w:r>
+    </w:p>
+    <w:p>
+      <w:pPr>
+        <w:spacing w:after="80"/>
+      </w:pPr>
+      <w:r>
+        <w:rPr>
+          <w:rFonts w:ascii="Arial" w:cs="Arial" w:eastAsia="Arial" w:hAnsi="Arial"/>
+          <w:b/>
+          <w:bCs/>
+          <w:sz w:val="20"/>
+          <w:szCs w:val="20"/>
+        </w:rPr>
+        <w:t xml:space="preserve">Problem 1: </w:t>
+      </w:r>
+      <w:r>
+        <w:rPr>
+          <w:rFonts w:ascii="Arial" w:cs="Arial" w:eastAsia="Arial" w:hAnsi="Arial"/>
+          <w:sz w:val="20"/>
+          <w:szCs w:val="20"/>
+        </w:rPr>
+        <w:t xml:space="preserve">Write syntactically correct Python code. Include comments and test your code before submitting.</w:t>
+      </w:r>
+    </w:p>
+    <w:p>
+      <w:pPr>
+        <w:spacing w:after="80"/>
+      </w:pPr>
+      <w:r>
+        <w:rPr>
+          <w:rFonts w:ascii="Arial" w:cs="Arial" w:eastAsia="Arial" w:hAnsi="Arial"/>
+          <w:b/>
+          <w:bCs/>
+          <w:sz w:val="20"/>
+          <w:szCs w:val="20"/>
+        </w:rPr>
+        <w:t xml:space="preserve">Problem 2: </w:t>
+      </w:r>
+      <w:r>
+        <w:rPr>
+          <w:rFonts w:ascii="Arial" w:cs="Arial" w:eastAsia="Arial" w:hAnsi="Arial"/>
+          <w:sz w:val="20"/>
+          <w:szCs w:val="20"/>
+        </w:rPr>
+        <w:t xml:space="preserve">Write an iterative binary search function that:</w:t>
+      </w:r>
+    </w:p>
+    <w:p>
+      <w:pPr>
+        <w:spacing w:after="80"/>
+      </w:pPr>
+      <w:r>
+        <w:rPr>
+          <w:rFonts w:ascii="Arial" w:cs="Arial" w:eastAsia="Arial" w:hAnsi="Arial"/>
+          <w:b/>
+          <w:bCs/>
+          <w:sz w:val="20"/>
+          <w:szCs w:val="20"/>
+        </w:rPr>
+        <w:t xml:space="preserve">Problem 3: </w:t>
+      </w:r>
+      <w:r>
+        <w:rPr>
+          <w:rFonts w:ascii="Arial" w:cs="Arial" w:eastAsia="Arial" w:hAnsi="Arial"/>
+          <w:sz w:val="20"/>
+          <w:szCs w:val="20"/>
+        </w:rPr>
+        <w:t xml:space="preserve">Takes a sorted list and a target value</w:t>
+      </w:r>
     </w:p>
     <w:p>
       <w:pPr>
